--- a/Proje_raporu.docx
+++ b/Proje_raporu.docx
@@ -238,34 +238,8 @@
           <w:sz w:val="32"/>
           <w:szCs w:val="32"/>
         </w:rPr>
-        <w:t>Canlı Site Linki:</w:t>
-      </w:r>
-      <w:r>
-        <w:rPr>
-          <w:sz w:val="32"/>
-          <w:szCs w:val="32"/>
-        </w:rPr>
-        <w:t xml:space="preserve"> </w:t>
-      </w:r>
-      <w:hyperlink r:id="rId5" w:tgtFrame="_blank" w:history="1">
-        <w:r>
-          <w:rPr>
-            <w:rStyle w:val="Kpr"/>
-            <w:sz w:val="32"/>
-            <w:szCs w:val="32"/>
-          </w:rPr>
-          <w:t>http://burakeren.kesug.com</w:t>
-        </w:r>
-      </w:hyperlink>
-    </w:p>
-    <w:p>
-      <w:pPr>
-        <w:ind w:left="4956" w:firstLine="708"/>
-        <w:rPr>
-          <w:sz w:val="32"/>
-          <w:szCs w:val="32"/>
-        </w:rPr>
-      </w:pPr>
+        <w:t xml:space="preserve">Canlı Site </w:t>
+      </w:r>
       <w:r>
         <w:rPr>
           <w:b/>
@@ -273,9 +247,31 @@
           <w:sz w:val="32"/>
           <w:szCs w:val="32"/>
         </w:rPr>
-        <w:t xml:space="preserve">       </w:t>
-      </w:r>
-      <w:proofErr w:type="spellStart"/>
+        <w:t>Linki:</w:t>
+      </w:r>
+      <w:r>
+        <w:rPr>
+          <w:sz w:val="32"/>
+          <w:szCs w:val="32"/>
+        </w:rPr>
+        <w:t xml:space="preserve"> </w:t>
+      </w:r>
+      <w:r>
+        <w:rPr>
+          <w:sz w:val="32"/>
+          <w:szCs w:val="32"/>
+        </w:rPr>
+        <w:t>https://burakeren.gt.tc/</w:t>
+      </w:r>
+    </w:p>
+    <w:p>
+      <w:pPr>
+        <w:ind w:left="4956" w:firstLine="708"/>
+        <w:rPr>
+          <w:sz w:val="32"/>
+          <w:szCs w:val="32"/>
+        </w:rPr>
+      </w:pPr>
       <w:r>
         <w:rPr>
           <w:b/>
@@ -283,9 +279,9 @@
           <w:sz w:val="32"/>
           <w:szCs w:val="32"/>
         </w:rPr>
-        <w:t>GitHub</w:t>
-      </w:r>
-      <w:proofErr w:type="spellEnd"/>
+        <w:t xml:space="preserve">       </w:t>
+      </w:r>
+      <w:proofErr w:type="spellStart"/>
       <w:r>
         <w:rPr>
           <w:b/>
@@ -293,6 +289,16 @@
           <w:sz w:val="32"/>
           <w:szCs w:val="32"/>
         </w:rPr>
+        <w:t>GitHub</w:t>
+      </w:r>
+      <w:proofErr w:type="spellEnd"/>
+      <w:r>
+        <w:rPr>
+          <w:b/>
+          <w:bCs/>
+          <w:sz w:val="32"/>
+          <w:szCs w:val="32"/>
+        </w:rPr>
         <w:t xml:space="preserve"> Repo Linki:</w:t>
       </w:r>
       <w:r>
@@ -300,16 +306,9 @@
           <w:sz w:val="32"/>
           <w:szCs w:val="32"/>
         </w:rPr>
-        <w:t xml:space="preserve"> </w:t>
-      </w:r>
-      <w:r>
-        <w:rPr>
-          <w:sz w:val="32"/>
-          <w:szCs w:val="32"/>
-        </w:rPr>
-        <w:t xml:space="preserve"> </w:t>
-      </w:r>
-      <w:hyperlink r:id="rId6" w:history="1">
+        <w:t xml:space="preserve">  </w:t>
+      </w:r>
+      <w:hyperlink r:id="rId5" w:history="1">
         <w:r>
           <w:rPr>
             <w:rStyle w:val="Kpr"/>
@@ -351,7 +350,7 @@
         </w:rPr>
         <w:t xml:space="preserve"> Linki: </w:t>
       </w:r>
-      <w:hyperlink r:id="rId7" w:history="1">
+      <w:hyperlink r:id="rId6" w:history="1">
         <w:r>
           <w:rPr>
             <w:rStyle w:val="Kpr"/>
@@ -370,6 +369,17 @@
           <w:szCs w:val="32"/>
         </w:rPr>
       </w:pPr>
+      <w:proofErr w:type="spellStart"/>
+      <w:proofErr w:type="gramStart"/>
+      <w:r>
+        <w:rPr>
+          <w:sz w:val="32"/>
+          <w:szCs w:val="32"/>
+        </w:rPr>
+        <w:t>sda</w:t>
+      </w:r>
+      <w:proofErr w:type="spellEnd"/>
+      <w:proofErr w:type="gramEnd"/>
     </w:p>
     <w:p>
       <w:pPr>
@@ -1116,6 +1126,7 @@
   <w:style w:type="character" w:default="1" w:styleId="VarsaylanParagrafYazTipi">
     <w:name w:val="Default Paragraph Font"/>
     <w:uiPriority w:val="1"/>
+    <w:semiHidden/>
     <w:unhideWhenUsed/>
   </w:style>
   <w:style w:type="table" w:default="1" w:styleId="NormalTablo">

--- a/Proje_raporu.docx
+++ b/Proje_raporu.docx
@@ -261,7 +261,7 @@
           <w:sz w:val="32"/>
           <w:szCs w:val="32"/>
         </w:rPr>
-        <w:t>https://burakeren.gt.tc/</w:t>
+        <w:t>https://burakeren.gt.tc</w:t>
       </w:r>
     </w:p>
     <w:p>
@@ -369,17 +369,6 @@
           <w:szCs w:val="32"/>
         </w:rPr>
       </w:pPr>
-      <w:proofErr w:type="spellStart"/>
-      <w:proofErr w:type="gramStart"/>
-      <w:r>
-        <w:rPr>
-          <w:sz w:val="32"/>
-          <w:szCs w:val="32"/>
-        </w:rPr>
-        <w:t>sda</w:t>
-      </w:r>
-      <w:proofErr w:type="spellEnd"/>
-      <w:proofErr w:type="gramEnd"/>
     </w:p>
     <w:p>
       <w:pPr>

--- a/Proje_raporu.docx
+++ b/Proje_raporu.docx
@@ -4,362 +4,2265 @@
   <w:body>
     <w:p>
       <w:pPr>
-        <w:jc w:val="center"/>
-        <w:rPr>
-          <w:sz w:val="32"/>
-          <w:szCs w:val="32"/>
-        </w:rPr>
-      </w:pPr>
-      <w:r>
-        <w:rPr>
-          <w:b/>
-          <w:bCs/>
-          <w:sz w:val="32"/>
-          <w:szCs w:val="32"/>
-        </w:rPr>
-        <w:t>T.C.</w:t>
-      </w:r>
-    </w:p>
-    <w:p>
-      <w:pPr>
-        <w:jc w:val="center"/>
-        <w:rPr>
-          <w:sz w:val="32"/>
-          <w:szCs w:val="32"/>
-        </w:rPr>
-      </w:pPr>
-      <w:r>
-        <w:rPr>
-          <w:b/>
-          <w:bCs/>
-          <w:sz w:val="32"/>
-          <w:szCs w:val="32"/>
+        <w:rPr>
+          <w:noProof/>
+          <w:sz w:val="32"/>
+          <w:szCs w:val="32"/>
+          <w:lang w:val="en-US"/>
+        </w:rPr>
+      </w:pPr>
+      <w:r>
+        <w:rPr>
+          <w:b/>
+          <w:noProof/>
+          <w:sz w:val="32"/>
+          <w:szCs w:val="32"/>
+          <w:lang w:val="en-US"/>
         </w:rPr>
         <w:t>SAKARYA ÜNİVERSİTESİ</w:t>
       </w:r>
-    </w:p>
-    <w:p>
-      <w:pPr>
-        <w:jc w:val="center"/>
-        <w:rPr>
-          <w:b/>
-          <w:bCs/>
-          <w:sz w:val="32"/>
-          <w:szCs w:val="32"/>
-        </w:rPr>
-      </w:pPr>
-      <w:r>
-        <w:rPr>
-          <w:b/>
-          <w:bCs/>
-          <w:sz w:val="32"/>
-          <w:szCs w:val="32"/>
-        </w:rPr>
+      <w:r>
+        <w:rPr>
+          <w:b/>
+          <w:noProof/>
+          <w:sz w:val="32"/>
+          <w:szCs w:val="32"/>
+          <w:lang w:val="en-US"/>
+        </w:rPr>
+        <w:br/>
+      </w:r>
+      <w:r>
+        <w:rPr>
+          <w:b/>
+          <w:noProof/>
+          <w:sz w:val="32"/>
+          <w:szCs w:val="32"/>
+          <w:lang w:val="en-US"/>
+        </w:rPr>
+        <w:t xml:space="preserve">HAŞİM GÜRDAMAR </w:t>
+      </w:r>
+      <w:r>
+        <w:rPr>
+          <w:b/>
+          <w:noProof/>
+          <w:sz w:val="32"/>
+          <w:szCs w:val="32"/>
+          <w:lang w:val="en-US"/>
+        </w:rPr>
+        <w:t>BİLGİSAYAR VE BİLİŞİM BİLİMLERİ FAKÜLTESİ</w:t>
+      </w:r>
+      <w:r>
+        <w:rPr>
+          <w:b/>
+          <w:noProof/>
+          <w:sz w:val="32"/>
+          <w:szCs w:val="32"/>
+          <w:lang w:val="en-US"/>
+        </w:rPr>
+        <w:br/>
         <w:t>BİLGİSAYAR MÜHENDİSLİĞİ BÖLÜMÜ</w:t>
       </w:r>
     </w:p>
     <w:p>
       <w:pPr>
-        <w:jc w:val="center"/>
-        <w:rPr>
-          <w:sz w:val="32"/>
-          <w:szCs w:val="32"/>
-        </w:rPr>
-      </w:pPr>
-    </w:p>
-    <w:p>
-      <w:pPr>
-        <w:jc w:val="center"/>
-        <w:rPr>
-          <w:b/>
-          <w:bCs/>
-        </w:rPr>
-      </w:pPr>
-      <w:r>
-        <w:rPr>
-          <w:b/>
-          <w:bCs/>
-        </w:rPr>
-        <w:t>2025-2026 BAHAR DÖNEMİ</w:t>
-      </w:r>
-    </w:p>
-    <w:p>
-      <w:pPr>
-        <w:jc w:val="center"/>
-      </w:pPr>
-    </w:p>
-    <w:p/>
-    <w:p>
-      <w:pPr>
-        <w:jc w:val="center"/>
-        <w:rPr>
-          <w:sz w:val="36"/>
-          <w:szCs w:val="36"/>
-        </w:rPr>
-      </w:pPr>
-      <w:r>
-        <w:rPr>
-          <w:b/>
-          <w:bCs/>
-          <w:sz w:val="36"/>
-          <w:szCs w:val="36"/>
+        <w:rPr>
+          <w:noProof/>
+          <w:sz w:val="32"/>
+          <w:szCs w:val="32"/>
+          <w:lang w:val="en-US"/>
+        </w:rPr>
+      </w:pPr>
+      <w:r>
+        <w:rPr>
+          <w:noProof/>
+          <w:sz w:val="32"/>
+          <w:szCs w:val="32"/>
+          <w:lang w:val="en-US"/>
+        </w:rPr>
+        <w:br/>
+      </w:r>
+      <w:r>
+        <w:rPr>
+          <w:noProof/>
+          <w:sz w:val="32"/>
+          <w:szCs w:val="32"/>
+          <w:lang w:val="en-US"/>
+        </w:rPr>
+        <w:br/>
+      </w:r>
+      <w:r>
+        <w:rPr>
+          <w:noProof/>
+          <w:sz w:val="32"/>
+          <w:szCs w:val="32"/>
+          <w:lang w:val="en-US"/>
+        </w:rPr>
+        <w:br/>
+      </w:r>
+      <w:r>
+        <w:rPr>
+          <w:noProof/>
+          <w:sz w:val="32"/>
+          <w:szCs w:val="32"/>
+          <w:lang w:val="en-US"/>
+        </w:rPr>
+        <w:br/>
+      </w:r>
+      <w:r>
+        <w:rPr>
+          <w:noProof/>
+          <w:sz w:val="32"/>
+          <w:szCs w:val="32"/>
+          <w:lang w:val="en-US"/>
+        </w:rPr>
+        <w:br/>
+      </w:r>
+      <w:r>
+        <w:rPr>
+          <w:noProof/>
+          <w:sz w:val="32"/>
+          <w:szCs w:val="32"/>
+          <w:lang w:val="en-US"/>
+        </w:rPr>
+        <w:br/>
+      </w:r>
+    </w:p>
+    <w:p>
+      <w:pPr>
+        <w:rPr>
+          <w:noProof/>
+          <w:sz w:val="32"/>
+          <w:szCs w:val="32"/>
+          <w:lang w:val="en-US"/>
+        </w:rPr>
+      </w:pPr>
+      <w:r>
+        <w:rPr>
+          <w:b/>
+          <w:noProof/>
+          <w:sz w:val="32"/>
+          <w:szCs w:val="32"/>
+          <w:lang w:val="en-US"/>
         </w:rPr>
         <w:t>WEB TEKNOLOJİLERİ DERSİ</w:t>
       </w:r>
-    </w:p>
-    <w:p>
-      <w:pPr>
-        <w:jc w:val="center"/>
-        <w:rPr>
-          <w:sz w:val="36"/>
-          <w:szCs w:val="36"/>
-        </w:rPr>
-      </w:pPr>
-      <w:r>
-        <w:rPr>
-          <w:b/>
-          <w:bCs/>
-          <w:sz w:val="36"/>
-          <w:szCs w:val="36"/>
-        </w:rPr>
+      <w:r>
+        <w:rPr>
+          <w:b/>
+          <w:noProof/>
+          <w:sz w:val="32"/>
+          <w:szCs w:val="32"/>
+          <w:lang w:val="en-US"/>
+        </w:rPr>
+        <w:br/>
         <w:t>PROJE ÖDEVİ RAPORU</w:t>
       </w:r>
     </w:p>
     <w:p>
       <w:pPr>
-        <w:jc w:val="center"/>
-        <w:rPr>
-          <w:sz w:val="28"/>
-          <w:szCs w:val="28"/>
-        </w:rPr>
-      </w:pPr>
-      <w:r>
-        <w:rPr>
-          <w:b/>
-          <w:bCs/>
-          <w:sz w:val="28"/>
-          <w:szCs w:val="28"/>
-        </w:rPr>
-        <w:t xml:space="preserve">Ad </w:t>
-      </w:r>
-      <w:proofErr w:type="spellStart"/>
-      <w:r>
-        <w:rPr>
-          <w:b/>
-          <w:bCs/>
-          <w:sz w:val="28"/>
-          <w:szCs w:val="28"/>
-        </w:rPr>
-        <w:t>Soyad</w:t>
-      </w:r>
-      <w:proofErr w:type="spellEnd"/>
-      <w:r>
-        <w:rPr>
-          <w:b/>
-          <w:bCs/>
-          <w:sz w:val="28"/>
-          <w:szCs w:val="28"/>
-        </w:rPr>
-        <w:t>:</w:t>
-      </w:r>
-      <w:r>
-        <w:rPr>
-          <w:sz w:val="28"/>
-          <w:szCs w:val="28"/>
-        </w:rPr>
-        <w:t xml:space="preserve"> Burak Eren</w:t>
-      </w:r>
-      <w:r>
-        <w:rPr>
-          <w:sz w:val="28"/>
-          <w:szCs w:val="28"/>
-        </w:rPr>
-        <w:t xml:space="preserve">        ||    </w:t>
-      </w:r>
-      <w:r>
-        <w:rPr>
-          <w:b/>
-          <w:bCs/>
-          <w:sz w:val="28"/>
-          <w:szCs w:val="28"/>
-        </w:rPr>
-        <w:t>Öğrenci No:</w:t>
-      </w:r>
-      <w:r>
-        <w:rPr>
-          <w:sz w:val="28"/>
-          <w:szCs w:val="28"/>
-        </w:rPr>
-        <w:t xml:space="preserve"> </w:t>
-      </w:r>
-      <w:r>
-        <w:rPr>
-          <w:sz w:val="28"/>
-          <w:szCs w:val="28"/>
-        </w:rPr>
-        <w:t>B25121004</w:t>
-      </w:r>
-      <w:r>
-        <w:rPr>
-          <w:sz w:val="28"/>
-          <w:szCs w:val="28"/>
-        </w:rPr>
-        <w:t>8</w:t>
-      </w:r>
-    </w:p>
-    <w:p>
-      <w:pPr>
-        <w:jc w:val="center"/>
-        <w:rPr>
-          <w:sz w:val="32"/>
-          <w:szCs w:val="32"/>
-        </w:rPr>
-      </w:pPr>
-      <w:r>
-        <w:rPr>
-          <w:b/>
-          <w:bCs/>
-          <w:sz w:val="32"/>
-          <w:szCs w:val="32"/>
-        </w:rPr>
-        <w:t>Proje Bağlantıları</w:t>
-      </w:r>
-      <w:r>
-        <w:rPr>
-          <w:sz w:val="32"/>
-          <w:szCs w:val="32"/>
-        </w:rPr>
-        <w:t xml:space="preserve"> </w:t>
-      </w:r>
-      <w:r>
-        <w:rPr>
-          <w:b/>
-          <w:bCs/>
-          <w:sz w:val="32"/>
-          <w:szCs w:val="32"/>
-        </w:rPr>
-        <w:t xml:space="preserve">Canlı Site </w:t>
-      </w:r>
-      <w:r>
-        <w:rPr>
-          <w:b/>
-          <w:bCs/>
-          <w:sz w:val="32"/>
-          <w:szCs w:val="32"/>
-        </w:rPr>
-        <w:t>Linki:</w:t>
-      </w:r>
-      <w:r>
-        <w:rPr>
-          <w:sz w:val="32"/>
-          <w:szCs w:val="32"/>
-        </w:rPr>
-        <w:t xml:space="preserve"> </w:t>
-      </w:r>
-      <w:r>
-        <w:rPr>
-          <w:sz w:val="32"/>
-          <w:szCs w:val="32"/>
-        </w:rPr>
-        <w:t>https://burakeren.gt.tc</w:t>
-      </w:r>
-    </w:p>
-    <w:p>
-      <w:pPr>
-        <w:ind w:left="4956" w:firstLine="708"/>
-        <w:rPr>
-          <w:sz w:val="32"/>
-          <w:szCs w:val="32"/>
-        </w:rPr>
-      </w:pPr>
-      <w:r>
-        <w:rPr>
-          <w:b/>
-          <w:bCs/>
-          <w:sz w:val="32"/>
-          <w:szCs w:val="32"/>
-        </w:rPr>
-        <w:t xml:space="preserve">       </w:t>
-      </w:r>
-      <w:proofErr w:type="spellStart"/>
-      <w:r>
-        <w:rPr>
-          <w:b/>
-          <w:bCs/>
-          <w:sz w:val="32"/>
-          <w:szCs w:val="32"/>
-        </w:rPr>
-        <w:t>GitHub</w:t>
-      </w:r>
-      <w:proofErr w:type="spellEnd"/>
-      <w:r>
-        <w:rPr>
-          <w:b/>
-          <w:bCs/>
-          <w:sz w:val="32"/>
-          <w:szCs w:val="32"/>
-        </w:rPr>
-        <w:t xml:space="preserve"> Repo Linki:</w:t>
-      </w:r>
-      <w:r>
-        <w:rPr>
-          <w:sz w:val="32"/>
-          <w:szCs w:val="32"/>
-        </w:rPr>
-        <w:t xml:space="preserve">  </w:t>
-      </w:r>
-      <w:hyperlink r:id="rId5" w:history="1">
-        <w:r>
-          <w:rPr>
-            <w:rStyle w:val="Kpr"/>
-            <w:sz w:val="32"/>
-            <w:szCs w:val="32"/>
-          </w:rPr>
-          <w:t>https://github.com/BurakEren7/WebTeknolojileri</w:t>
-        </w:r>
-      </w:hyperlink>
-    </w:p>
-    <w:p>
-      <w:pPr>
-        <w:ind w:left="5664"/>
-        <w:rPr>
-          <w:sz w:val="32"/>
-          <w:szCs w:val="32"/>
-        </w:rPr>
-      </w:pPr>
-      <w:r>
-        <w:rPr>
-          <w:sz w:val="32"/>
-          <w:szCs w:val="32"/>
-        </w:rPr>
-        <w:t xml:space="preserve">        </w:t>
-      </w:r>
-      <w:proofErr w:type="spellStart"/>
-      <w:r>
-        <w:rPr>
-          <w:sz w:val="32"/>
-          <w:szCs w:val="32"/>
-        </w:rPr>
-        <w:t>Linkedln</w:t>
-      </w:r>
-      <w:proofErr w:type="spellEnd"/>
-      <w:r>
-        <w:rPr>
-          <w:sz w:val="32"/>
-          <w:szCs w:val="32"/>
-        </w:rPr>
-        <w:t xml:space="preserve"> Linki: </w:t>
+        <w:rPr>
+          <w:noProof/>
+          <w:sz w:val="32"/>
+          <w:szCs w:val="32"/>
+          <w:lang w:val="en-US"/>
+        </w:rPr>
+      </w:pPr>
+      <w:r>
+        <w:rPr>
+          <w:noProof/>
+          <w:sz w:val="32"/>
+          <w:szCs w:val="32"/>
+          <w:lang w:val="en-US"/>
+        </w:rPr>
+        <w:br/>
+      </w:r>
+      <w:r>
+        <w:rPr>
+          <w:noProof/>
+          <w:sz w:val="32"/>
+          <w:szCs w:val="32"/>
+          <w:lang w:val="en-US"/>
+        </w:rPr>
+        <w:br/>
+      </w:r>
+      <w:r>
+        <w:rPr>
+          <w:noProof/>
+          <w:sz w:val="32"/>
+          <w:szCs w:val="32"/>
+          <w:lang w:val="en-US"/>
+        </w:rPr>
+        <w:br/>
+      </w:r>
+      <w:r>
+        <w:rPr>
+          <w:noProof/>
+          <w:sz w:val="32"/>
+          <w:szCs w:val="32"/>
+          <w:lang w:val="en-US"/>
+        </w:rPr>
+        <w:br/>
+      </w:r>
+      <w:r>
+        <w:rPr>
+          <w:noProof/>
+          <w:sz w:val="32"/>
+          <w:szCs w:val="32"/>
+          <w:lang w:val="en-US"/>
+        </w:rPr>
+        <w:br/>
+      </w:r>
+      <w:r>
+        <w:rPr>
+          <w:noProof/>
+          <w:sz w:val="32"/>
+          <w:szCs w:val="32"/>
+          <w:lang w:val="en-US"/>
+        </w:rPr>
+        <w:br/>
+      </w:r>
+    </w:p>
+    <w:p>
+      <w:pPr>
+        <w:rPr>
+          <w:noProof/>
+          <w:sz w:val="32"/>
+          <w:szCs w:val="32"/>
+          <w:lang w:val="en-US"/>
+        </w:rPr>
+      </w:pPr>
+      <w:r>
+        <w:rPr>
+          <w:noProof/>
+          <w:sz w:val="32"/>
+          <w:szCs w:val="32"/>
+          <w:lang w:val="en-US"/>
+        </w:rPr>
+        <w:t>Burak Eren</w:t>
+      </w:r>
+      <w:r>
+        <w:rPr>
+          <w:noProof/>
+          <w:sz w:val="32"/>
+          <w:szCs w:val="32"/>
+          <w:lang w:val="en-US"/>
+        </w:rPr>
+        <w:br/>
+        <w:t xml:space="preserve">Öğrenci No: </w:t>
+      </w:r>
+      <w:r>
+        <w:rPr>
+          <w:noProof/>
+          <w:sz w:val="32"/>
+          <w:szCs w:val="32"/>
+          <w:lang w:val="en-US"/>
+        </w:rPr>
+        <w:t>B251210048</w:t>
+      </w:r>
+    </w:p>
+    <w:p>
+      <w:pPr>
+        <w:rPr>
+          <w:noProof/>
+          <w:sz w:val="32"/>
+          <w:szCs w:val="32"/>
+          <w:lang w:val="en-US"/>
+        </w:rPr>
+      </w:pPr>
+      <w:r>
+        <w:rPr>
+          <w:noProof/>
+          <w:sz w:val="32"/>
+          <w:szCs w:val="32"/>
+          <w:lang w:val="en-US"/>
+        </w:rPr>
+        <w:br/>
+      </w:r>
+      <w:r>
+        <w:rPr>
+          <w:noProof/>
+          <w:sz w:val="32"/>
+          <w:szCs w:val="32"/>
+          <w:lang w:val="en-US"/>
+        </w:rPr>
+        <w:br/>
+      </w:r>
+      <w:r>
+        <w:rPr>
+          <w:noProof/>
+          <w:sz w:val="32"/>
+          <w:szCs w:val="32"/>
+          <w:lang w:val="en-US"/>
+        </w:rPr>
+        <w:br/>
+      </w:r>
+      <w:r>
+        <w:rPr>
+          <w:noProof/>
+          <w:sz w:val="32"/>
+          <w:szCs w:val="32"/>
+          <w:lang w:val="en-US"/>
+        </w:rPr>
+        <w:br/>
+      </w:r>
+    </w:p>
+    <w:p>
+      <w:pPr>
+        <w:rPr>
+          <w:noProof/>
+          <w:sz w:val="32"/>
+          <w:szCs w:val="32"/>
+          <w:lang w:val="en-US"/>
+        </w:rPr>
+      </w:pPr>
+      <w:r>
+        <w:rPr>
+          <w:noProof/>
+          <w:sz w:val="32"/>
+          <w:szCs w:val="32"/>
+          <w:lang w:val="en-US"/>
+        </w:rPr>
+        <w:t>GitHub Linki: https://github.com/BurakEren7</w:t>
+      </w:r>
+      <w:r>
+        <w:rPr>
+          <w:noProof/>
+          <w:sz w:val="32"/>
+          <w:szCs w:val="32"/>
+          <w:lang w:val="en-US"/>
+        </w:rPr>
+        <w:br/>
+        <w:t xml:space="preserve">Canlı Site Linki: </w:t>
       </w:r>
       <w:hyperlink r:id="rId6" w:history="1">
         <w:r>
           <w:rPr>
             <w:rStyle w:val="Kpr"/>
+            <w:noProof/>
             <w:sz w:val="32"/>
             <w:szCs w:val="32"/>
+            <w:lang w:val="en-US"/>
+          </w:rPr>
+          <w:t>https://</w:t>
+        </w:r>
+        <w:r>
+          <w:rPr>
+            <w:rStyle w:val="Kpr"/>
+            <w:noProof/>
+            <w:sz w:val="32"/>
+            <w:szCs w:val="32"/>
+            <w:lang w:val="en-US"/>
+          </w:rPr>
+          <w:t>burakeren.gt.tc</w:t>
+        </w:r>
+      </w:hyperlink>
+    </w:p>
+    <w:p>
+      <w:pPr>
+        <w:rPr>
+          <w:noProof/>
+          <w:sz w:val="32"/>
+          <w:szCs w:val="32"/>
+          <w:lang w:val="en-US"/>
+        </w:rPr>
+      </w:pPr>
+      <w:r>
+        <w:rPr>
+          <w:noProof/>
+          <w:sz w:val="32"/>
+          <w:szCs w:val="32"/>
+          <w:lang w:val="en-US"/>
+        </w:rPr>
+        <w:t xml:space="preserve">Linkedln Linki: </w:t>
+      </w:r>
+      <w:hyperlink r:id="rId7" w:history="1">
+        <w:r>
+          <w:rPr>
+            <w:rStyle w:val="Kpr"/>
+            <w:noProof/>
+            <w:sz w:val="32"/>
+            <w:szCs w:val="32"/>
+            <w:lang w:val="en-US"/>
           </w:rPr>
           <w:t>https://www.linkedin.com/in/burak-eren-68a75a387/</w:t>
         </w:r>
       </w:hyperlink>
+    </w:p>
+    <w:p>
+      <w:pPr>
+        <w:rPr>
+          <w:noProof/>
+          <w:sz w:val="32"/>
+          <w:szCs w:val="32"/>
+          <w:lang w:val="en-US"/>
+        </w:rPr>
+      </w:pPr>
+    </w:p>
+    <w:p>
+      <w:pPr>
+        <w:rPr>
+          <w:noProof/>
+          <w:sz w:val="32"/>
+          <w:szCs w:val="32"/>
+          <w:lang w:val="en-US"/>
+        </w:rPr>
+      </w:pPr>
+      <w:r>
+        <w:rPr>
+          <w:noProof/>
+          <w:sz w:val="32"/>
+          <w:szCs w:val="32"/>
+          <w:lang w:val="en-US"/>
+        </w:rPr>
+        <w:br w:type="page"/>
+      </w:r>
+    </w:p>
+    <w:p>
+      <w:pPr>
+        <w:rPr>
+          <w:b/>
+          <w:bCs/>
+          <w:noProof/>
+          <w:sz w:val="32"/>
+          <w:szCs w:val="32"/>
+          <w:lang w:val="en-US"/>
+        </w:rPr>
+      </w:pPr>
+      <w:r>
+        <w:rPr>
+          <w:b/>
+          <w:bCs/>
+          <w:noProof/>
+          <w:sz w:val="32"/>
+          <w:szCs w:val="32"/>
+          <w:lang w:val="en-US"/>
+        </w:rPr>
+        <w:t>1. Hakkında (Giriş) Sayfası</w:t>
+      </w:r>
+    </w:p>
+    <w:p>
+      <w:pPr>
+        <w:rPr>
+          <w:noProof/>
+          <w:sz w:val="32"/>
+          <w:szCs w:val="32"/>
+          <w:lang w:val="en-US"/>
+        </w:rPr>
+      </w:pPr>
+      <w:r>
+        <w:rPr>
+          <w:noProof/>
+          <w:sz w:val="32"/>
+          <w:szCs w:val="32"/>
+          <w:lang w:val="en-US"/>
+        </w:rPr>
+        <w:br/>
+      </w:r>
+      <w:r>
+        <w:rPr>
+          <w:noProof/>
+          <w:sz w:val="32"/>
+          <w:szCs w:val="32"/>
+          <w:lang w:val="en-US"/>
+        </w:rPr>
+        <w:drawing>
+          <wp:inline distT="0" distB="0" distL="0" distR="0" wp14:anchorId="02D9080A" wp14:editId="01BE32D2">
+            <wp:extent cx="10821035" cy="6797040"/>
+            <wp:effectExtent l="0" t="0" r="0" b="3810"/>
+            <wp:docPr id="225189453" name="Resim 2"/>
+            <wp:cNvGraphicFramePr>
+              <a:graphicFrameLocks xmlns:a="http://schemas.openxmlformats.org/drawingml/2006/main" noChangeAspect="1"/>
+            </wp:cNvGraphicFramePr>
+            <a:graphic xmlns:a="http://schemas.openxmlformats.org/drawingml/2006/main">
+              <a:graphicData uri="http://schemas.openxmlformats.org/drawingml/2006/picture">
+                <pic:pic xmlns:pic="http://schemas.openxmlformats.org/drawingml/2006/picture">
+                  <pic:nvPicPr>
+                    <pic:cNvPr id="225189453" name="Resim 225189453"/>
+                    <pic:cNvPicPr/>
+                  </pic:nvPicPr>
+                  <pic:blipFill>
+                    <a:blip r:embed="rId8">
+                      <a:extLst>
+                        <a:ext uri="{28A0092B-C50C-407E-A947-70E740481C1C}">
+                          <a14:useLocalDpi xmlns:a14="http://schemas.microsoft.com/office/drawing/2010/main" val="0"/>
+                        </a:ext>
+                      </a:extLst>
+                    </a:blip>
+                    <a:stretch>
+                      <a:fillRect/>
+                    </a:stretch>
+                  </pic:blipFill>
+                  <pic:spPr>
+                    <a:xfrm>
+                      <a:off x="0" y="0"/>
+                      <a:ext cx="10821510" cy="6797338"/>
+                    </a:xfrm>
+                    <a:prstGeom prst="rect">
+                      <a:avLst/>
+                    </a:prstGeom>
+                  </pic:spPr>
+                </pic:pic>
+              </a:graphicData>
+            </a:graphic>
+          </wp:inline>
+        </w:drawing>
+      </w:r>
+      <w:r>
+        <w:rPr>
+          <w:noProof/>
+          <w:sz w:val="32"/>
+          <w:szCs w:val="32"/>
+          <w:lang w:val="en-US"/>
+        </w:rPr>
+        <w:br/>
+      </w:r>
+      <w:r>
+        <w:rPr>
+          <w:noProof/>
+          <w:sz w:val="32"/>
+          <w:szCs w:val="32"/>
+          <w:lang w:val="en-US"/>
+        </w:rPr>
+        <w:br/>
+      </w:r>
+    </w:p>
+    <w:p>
+      <w:pPr>
+        <w:rPr>
+          <w:noProof/>
+          <w:sz w:val="32"/>
+          <w:szCs w:val="32"/>
+        </w:rPr>
+      </w:pPr>
+      <w:r>
+        <w:rPr>
+          <w:b/>
+          <w:bCs/>
+          <w:noProof/>
+          <w:sz w:val="32"/>
+          <w:szCs w:val="32"/>
+        </w:rPr>
+        <w:t>Hakkında (Giriş) Sayfası</w:t>
+      </w:r>
+    </w:p>
+    <w:p>
+      <w:pPr>
+        <w:rPr>
+          <w:noProof/>
+          <w:sz w:val="32"/>
+          <w:szCs w:val="32"/>
+        </w:rPr>
+      </w:pPr>
+      <w:r>
+        <w:rPr>
+          <w:noProof/>
+          <w:sz w:val="32"/>
+          <w:szCs w:val="32"/>
+        </w:rPr>
+        <w:t>Bu sayfa, web sitesinin ana sayfası olarak tasarlanmış olup sayfa sahibini tanıtan temel bilgileri içermektedir. Tasarım aşamasında Bootstrap 5 kütüphanesi kullanılarak responsive (çözünürlüğe duyarlı) bir grid (ızgara) yapısı kurulmuştur.</w:t>
+      </w:r>
+    </w:p>
+    <w:p>
+      <w:pPr>
+        <w:numPr>
+          <w:ilvl w:val="0"/>
+          <w:numId w:val="1"/>
+        </w:numPr>
+        <w:rPr>
+          <w:noProof/>
+          <w:sz w:val="32"/>
+          <w:szCs w:val="32"/>
+        </w:rPr>
+      </w:pPr>
+      <w:r>
+        <w:rPr>
+          <w:b/>
+          <w:bCs/>
+          <w:noProof/>
+          <w:sz w:val="32"/>
+          <w:szCs w:val="32"/>
+        </w:rPr>
+        <w:t>İçerik Yerleşimi:</w:t>
+      </w:r>
+      <w:r>
+        <w:rPr>
+          <w:noProof/>
+          <w:sz w:val="32"/>
+          <w:szCs w:val="32"/>
+        </w:rPr>
+        <w:t xml:space="preserve"> Sayfa içeriği iki ana sütuna bölünmüştür. Sol tarafta kişisel biyografi, eğitim bilgileri ve yazılım alanındaki yetkinlikler yer alırken; sağ tarafta medya öğesi olarak kişisel profil fotoğrafı konumlandırılmıştır.</w:t>
+      </w:r>
+    </w:p>
+    <w:p>
+      <w:pPr>
+        <w:numPr>
+          <w:ilvl w:val="0"/>
+          <w:numId w:val="1"/>
+        </w:numPr>
+        <w:rPr>
+          <w:noProof/>
+          <w:sz w:val="32"/>
+          <w:szCs w:val="32"/>
+        </w:rPr>
+      </w:pPr>
+      <w:r>
+        <w:rPr>
+          <w:b/>
+          <w:bCs/>
+          <w:noProof/>
+          <w:sz w:val="32"/>
+          <w:szCs w:val="32"/>
+        </w:rPr>
+        <w:t>Hobiler ve İlgi Alanları:</w:t>
+      </w:r>
+      <w:r>
+        <w:rPr>
+          <w:noProof/>
+          <w:sz w:val="32"/>
+          <w:szCs w:val="32"/>
+        </w:rPr>
+        <w:t xml:space="preserve"> İlgilenilen spor, tarih ve oyun gibi alanlar, Bootstrap'in list-group yapısı kullanılarak düzenli ve okunaklı bir liste halinde sunulmuştur.</w:t>
+      </w:r>
+    </w:p>
+    <w:p>
+      <w:pPr>
+        <w:numPr>
+          <w:ilvl w:val="0"/>
+          <w:numId w:val="1"/>
+        </w:numPr>
+        <w:rPr>
+          <w:noProof/>
+          <w:sz w:val="32"/>
+          <w:szCs w:val="32"/>
+        </w:rPr>
+      </w:pPr>
+      <w:r>
+        <w:rPr>
+          <w:b/>
+          <w:bCs/>
+          <w:noProof/>
+          <w:sz w:val="32"/>
+          <w:szCs w:val="32"/>
+        </w:rPr>
+        <w:t>Bağlantılar:</w:t>
+      </w:r>
+      <w:r>
+        <w:rPr>
+          <w:noProof/>
+          <w:sz w:val="32"/>
+          <w:szCs w:val="32"/>
+        </w:rPr>
+        <w:t xml:space="preserve"> Sayfanın alt kısmında, yönergede istenen dış bağlantı gereksinimini karşılamak amacıyla GitHub ve LinkedIn profillerine yönlendiren butonlar (btn-dark ve btn-primary) eklenmiştir.</w:t>
+      </w:r>
+    </w:p>
+    <w:p>
+      <w:pPr>
+        <w:numPr>
+          <w:ilvl w:val="0"/>
+          <w:numId w:val="1"/>
+        </w:numPr>
+        <w:rPr>
+          <w:noProof/>
+          <w:sz w:val="32"/>
+          <w:szCs w:val="32"/>
+        </w:rPr>
+      </w:pPr>
+      <w:r>
+        <w:rPr>
+          <w:b/>
+          <w:bCs/>
+          <w:noProof/>
+          <w:sz w:val="32"/>
+          <w:szCs w:val="32"/>
+        </w:rPr>
+        <w:t>Navigasyon:</w:t>
+      </w:r>
+      <w:r>
+        <w:rPr>
+          <w:noProof/>
+          <w:sz w:val="32"/>
+          <w:szCs w:val="32"/>
+        </w:rPr>
+        <w:t xml:space="preserve"> Üst kısımda tüm sayfalara erişimi sağlayan, mobil cihazlarda "hamburger menü" şeklini alan dinamik bir navigasyon çubuğu (Navbar) bulunmaktadır.</w:t>
+      </w:r>
+    </w:p>
+    <w:p>
+      <w:pPr>
+        <w:rPr>
+          <w:noProof/>
+          <w:sz w:val="32"/>
+          <w:szCs w:val="32"/>
+          <w:lang w:val="en-US"/>
+        </w:rPr>
+      </w:pPr>
+      <w:r>
+        <w:rPr>
+          <w:noProof/>
+          <w:sz w:val="32"/>
+          <w:szCs w:val="32"/>
+          <w:lang w:val="en-US"/>
+        </w:rPr>
+        <w:br w:type="page"/>
+      </w:r>
+    </w:p>
+    <w:p>
+      <w:pPr>
+        <w:rPr>
+          <w:b/>
+          <w:bCs/>
+          <w:noProof/>
+          <w:sz w:val="32"/>
+          <w:szCs w:val="32"/>
+          <w:lang w:val="en-US"/>
+        </w:rPr>
+      </w:pPr>
+      <w:r>
+        <w:rPr>
+          <w:b/>
+          <w:bCs/>
+          <w:noProof/>
+          <w:sz w:val="32"/>
+          <w:szCs w:val="32"/>
+          <w:lang w:val="en-US"/>
+        </w:rPr>
+        <w:t>2. Özgeçmiş (CV) Sayfası</w:t>
+      </w:r>
+    </w:p>
+    <w:p>
+      <w:pPr>
+        <w:rPr>
+          <w:noProof/>
+          <w:sz w:val="32"/>
+          <w:szCs w:val="32"/>
+          <w:lang w:val="en-US"/>
+        </w:rPr>
+      </w:pPr>
+      <w:r>
+        <w:rPr>
+          <w:noProof/>
+          <w:sz w:val="32"/>
+          <w:szCs w:val="32"/>
+          <w:lang w:val="en-US"/>
+        </w:rPr>
+        <w:br/>
+      </w:r>
+      <w:r>
+        <w:rPr>
+          <w:noProof/>
+          <w:sz w:val="32"/>
+          <w:szCs w:val="32"/>
+          <w:lang w:val="en-US"/>
+        </w:rPr>
+        <w:drawing>
+          <wp:inline distT="0" distB="0" distL="0" distR="0" wp14:anchorId="68D34256" wp14:editId="0045268B">
+            <wp:extent cx="12405995" cy="7330761"/>
+            <wp:effectExtent l="0" t="0" r="0" b="3810"/>
+            <wp:docPr id="739525373" name="Resim 3"/>
+            <wp:cNvGraphicFramePr>
+              <a:graphicFrameLocks xmlns:a="http://schemas.openxmlformats.org/drawingml/2006/main" noChangeAspect="1"/>
+            </wp:cNvGraphicFramePr>
+            <a:graphic xmlns:a="http://schemas.openxmlformats.org/drawingml/2006/main">
+              <a:graphicData uri="http://schemas.openxmlformats.org/drawingml/2006/picture">
+                <pic:pic xmlns:pic="http://schemas.openxmlformats.org/drawingml/2006/picture">
+                  <pic:nvPicPr>
+                    <pic:cNvPr id="739525373" name="Resim 739525373"/>
+                    <pic:cNvPicPr/>
+                  </pic:nvPicPr>
+                  <pic:blipFill>
+                    <a:blip r:embed="rId9">
+                      <a:extLst>
+                        <a:ext uri="{28A0092B-C50C-407E-A947-70E740481C1C}">
+                          <a14:useLocalDpi xmlns:a14="http://schemas.microsoft.com/office/drawing/2010/main" val="0"/>
+                        </a:ext>
+                      </a:extLst>
+                    </a:blip>
+                    <a:stretch>
+                      <a:fillRect/>
+                    </a:stretch>
+                  </pic:blipFill>
+                  <pic:spPr>
+                    <a:xfrm>
+                      <a:off x="0" y="0"/>
+                      <a:ext cx="12437529" cy="7349395"/>
+                    </a:xfrm>
+                    <a:prstGeom prst="rect">
+                      <a:avLst/>
+                    </a:prstGeom>
+                  </pic:spPr>
+                </pic:pic>
+              </a:graphicData>
+            </a:graphic>
+          </wp:inline>
+        </w:drawing>
+      </w:r>
+      <w:r>
+        <w:rPr>
+          <w:noProof/>
+          <w:sz w:val="32"/>
+          <w:szCs w:val="32"/>
+          <w:lang w:val="en-US"/>
+        </w:rPr>
+        <w:br/>
+      </w:r>
+      <w:r>
+        <w:rPr>
+          <w:noProof/>
+          <w:sz w:val="32"/>
+          <w:szCs w:val="32"/>
+          <w:lang w:val="en-US"/>
+        </w:rPr>
+        <w:br/>
+      </w:r>
+    </w:p>
+    <w:p>
+      <w:pPr>
+        <w:rPr>
+          <w:noProof/>
+          <w:sz w:val="32"/>
+          <w:szCs w:val="32"/>
+        </w:rPr>
+      </w:pPr>
+      <w:r>
+        <w:rPr>
+          <w:b/>
+          <w:bCs/>
+          <w:noProof/>
+          <w:sz w:val="32"/>
+          <w:szCs w:val="32"/>
+        </w:rPr>
+        <w:t>Özgeçmiş (CV) Sayfası</w:t>
+      </w:r>
+    </w:p>
+    <w:p>
+      <w:pPr>
+        <w:rPr>
+          <w:noProof/>
+          <w:sz w:val="32"/>
+          <w:szCs w:val="32"/>
+        </w:rPr>
+      </w:pPr>
+      <w:r>
+        <w:rPr>
+          <w:noProof/>
+          <w:sz w:val="32"/>
+          <w:szCs w:val="32"/>
+        </w:rPr>
+        <w:t>Bu sayfa, proje yönergesinde belirtilen kriterlere tam uygun olarak, sayfa sahibinin eğitim hayatını ve teknik yetkinliklerini profesyonel bir düzende sunmak amacıyla tasarlanmıştır.</w:t>
+      </w:r>
+    </w:p>
+    <w:p>
+      <w:pPr>
+        <w:numPr>
+          <w:ilvl w:val="0"/>
+          <w:numId w:val="2"/>
+        </w:numPr>
+        <w:rPr>
+          <w:noProof/>
+          <w:sz w:val="32"/>
+          <w:szCs w:val="32"/>
+        </w:rPr>
+      </w:pPr>
+      <w:r>
+        <w:rPr>
+          <w:b/>
+          <w:bCs/>
+          <w:noProof/>
+          <w:sz w:val="32"/>
+          <w:szCs w:val="32"/>
+        </w:rPr>
+        <w:t>Semantik HTML Yapısı:</w:t>
+      </w:r>
+      <w:r>
+        <w:rPr>
+          <w:noProof/>
+          <w:sz w:val="32"/>
+          <w:szCs w:val="32"/>
+        </w:rPr>
+        <w:t xml:space="preserve"> Ödev yönergesinde zorunlu tutulan anlamsal etiket (Semantic Tag) kullanımı bu sayfada titizlikle uygulanmıştır. Sayfa iskeleti &lt;header&gt;, &lt;main&gt; ve &lt;footer&gt; etiketleriyle oluşturulmuş; ana içerik alanı &lt;section&gt; içine alınmış ve her bir bilgi kartı (Eğitim Bilgileri, Teknik Yetkinlikler) bağımsız birer &lt;article&gt; etiketi ile sarmalanarak arama motoru optimizasyonu (SEO) ve kod okunabilirliği artırılmıştır.</w:t>
+      </w:r>
+    </w:p>
+    <w:p>
+      <w:pPr>
+        <w:numPr>
+          <w:ilvl w:val="0"/>
+          <w:numId w:val="2"/>
+        </w:numPr>
+        <w:rPr>
+          <w:noProof/>
+          <w:sz w:val="32"/>
+          <w:szCs w:val="32"/>
+        </w:rPr>
+      </w:pPr>
+      <w:r>
+        <w:rPr>
+          <w:b/>
+          <w:bCs/>
+          <w:noProof/>
+          <w:sz w:val="32"/>
+          <w:szCs w:val="32"/>
+        </w:rPr>
+        <w:t>Tasarım ve Düzen:</w:t>
+      </w:r>
+      <w:r>
+        <w:rPr>
+          <w:noProof/>
+          <w:sz w:val="32"/>
+          <w:szCs w:val="32"/>
+        </w:rPr>
+        <w:t xml:space="preserve"> Sayfa tasarımında Bootstrap 5'in ızgara (grid) ve bileşen sistemlerinden faydalanılmıştır. İçerik, justify-content-center sınıfı ile ekranın ortasına hizalanarak okuma kolaylığı sağlanmıştır.</w:t>
+      </w:r>
+    </w:p>
+    <w:p>
+      <w:pPr>
+        <w:numPr>
+          <w:ilvl w:val="0"/>
+          <w:numId w:val="2"/>
+        </w:numPr>
+        <w:rPr>
+          <w:noProof/>
+          <w:sz w:val="32"/>
+          <w:szCs w:val="32"/>
+        </w:rPr>
+      </w:pPr>
+      <w:r>
+        <w:rPr>
+          <w:b/>
+          <w:bCs/>
+          <w:noProof/>
+          <w:sz w:val="32"/>
+          <w:szCs w:val="32"/>
+        </w:rPr>
+        <w:t>Kart (Card) Yapısı:</w:t>
+      </w:r>
+      <w:r>
+        <w:rPr>
+          <w:noProof/>
+          <w:sz w:val="32"/>
+          <w:szCs w:val="32"/>
+        </w:rPr>
+        <w:t xml:space="preserve"> Eğitim bilgileri ve teknik yetkinlikler, arayüze derinlik katmak amacıyla Bootstrap'in gölgelendirilmiş kart (card shadow-sm) bileşenleri kullanılarak birbirinden ayrı, temiz bloklar halinde sunulmuştur.</w:t>
+      </w:r>
+    </w:p>
+    <w:p>
+      <w:pPr>
+        <w:numPr>
+          <w:ilvl w:val="0"/>
+          <w:numId w:val="2"/>
+        </w:numPr>
+        <w:rPr>
+          <w:noProof/>
+          <w:sz w:val="32"/>
+          <w:szCs w:val="32"/>
+        </w:rPr>
+      </w:pPr>
+      <w:r>
+        <w:rPr>
+          <w:b/>
+          <w:bCs/>
+          <w:noProof/>
+          <w:sz w:val="32"/>
+          <w:szCs w:val="32"/>
+        </w:rPr>
+        <w:t>İçerik:</w:t>
+      </w:r>
+      <w:r>
+        <w:rPr>
+          <w:noProof/>
+          <w:sz w:val="32"/>
+          <w:szCs w:val="32"/>
+        </w:rPr>
+        <w:t xml:space="preserve"> Sakarya Üniversitesi Bilgisayar Mühendisliği eğitim bilgileri liste halinde verilirken, diğer kartta programlama dilleri, web geliştirme araçları ve kullanılan IDE/versiyon kontrol sistemleri (Visual Studio, GitHub vb.) kategorize edilerek listelenmiştir.</w:t>
+      </w:r>
+    </w:p>
+    <w:p>
+      <w:pPr>
+        <w:ind w:left="360"/>
+        <w:rPr>
+          <w:noProof/>
+          <w:sz w:val="32"/>
+          <w:szCs w:val="32"/>
+          <w:lang w:val="en-US"/>
+        </w:rPr>
+      </w:pPr>
+      <w:r>
+        <w:rPr>
+          <w:noProof/>
+          <w:sz w:val="32"/>
+          <w:szCs w:val="32"/>
+          <w:lang w:val="en-US"/>
+        </w:rPr>
+        <w:br w:type="page"/>
+      </w:r>
+    </w:p>
+    <w:p>
+      <w:pPr>
+        <w:rPr>
+          <w:b/>
+          <w:bCs/>
+          <w:noProof/>
+          <w:sz w:val="32"/>
+          <w:szCs w:val="32"/>
+          <w:lang w:val="en-US"/>
+        </w:rPr>
+      </w:pPr>
+      <w:r>
+        <w:rPr>
+          <w:b/>
+          <w:bCs/>
+          <w:noProof/>
+          <w:sz w:val="32"/>
+          <w:szCs w:val="32"/>
+          <w:lang w:val="en-US"/>
+        </w:rPr>
+        <w:t>3. Şehrim Sayfası</w:t>
+      </w:r>
+    </w:p>
+    <w:p>
+      <w:pPr>
+        <w:rPr>
+          <w:noProof/>
+          <w:sz w:val="32"/>
+          <w:szCs w:val="32"/>
+          <w:lang w:val="en-US"/>
+        </w:rPr>
+      </w:pPr>
+      <w:r>
+        <w:rPr>
+          <w:noProof/>
+          <w:sz w:val="32"/>
+          <w:szCs w:val="32"/>
+          <w:lang w:val="en-US"/>
+        </w:rPr>
+        <w:br/>
+      </w:r>
+      <w:r>
+        <w:rPr>
+          <w:noProof/>
+          <w:sz w:val="32"/>
+          <w:szCs w:val="32"/>
+          <w:lang w:val="en-US"/>
+        </w:rPr>
+        <w:drawing>
+          <wp:inline distT="0" distB="0" distL="0" distR="0" wp14:anchorId="292F8D51" wp14:editId="284B7ECF">
+            <wp:extent cx="14135735" cy="7406967"/>
+            <wp:effectExtent l="0" t="0" r="0" b="3810"/>
+            <wp:docPr id="21148087" name="Resim 4"/>
+            <wp:cNvGraphicFramePr>
+              <a:graphicFrameLocks xmlns:a="http://schemas.openxmlformats.org/drawingml/2006/main" noChangeAspect="1"/>
+            </wp:cNvGraphicFramePr>
+            <a:graphic xmlns:a="http://schemas.openxmlformats.org/drawingml/2006/main">
+              <a:graphicData uri="http://schemas.openxmlformats.org/drawingml/2006/picture">
+                <pic:pic xmlns:pic="http://schemas.openxmlformats.org/drawingml/2006/picture">
+                  <pic:nvPicPr>
+                    <pic:cNvPr id="21148087" name="Resim 21148087"/>
+                    <pic:cNvPicPr/>
+                  </pic:nvPicPr>
+                  <pic:blipFill>
+                    <a:blip r:embed="rId10">
+                      <a:extLst>
+                        <a:ext uri="{28A0092B-C50C-407E-A947-70E740481C1C}">
+                          <a14:useLocalDpi xmlns:a14="http://schemas.microsoft.com/office/drawing/2010/main" val="0"/>
+                        </a:ext>
+                      </a:extLst>
+                    </a:blip>
+                    <a:stretch>
+                      <a:fillRect/>
+                    </a:stretch>
+                  </pic:blipFill>
+                  <pic:spPr>
+                    <a:xfrm>
+                      <a:off x="0" y="0"/>
+                      <a:ext cx="14151938" cy="7415457"/>
+                    </a:xfrm>
+                    <a:prstGeom prst="rect">
+                      <a:avLst/>
+                    </a:prstGeom>
+                  </pic:spPr>
+                </pic:pic>
+              </a:graphicData>
+            </a:graphic>
+          </wp:inline>
+        </w:drawing>
+      </w:r>
+      <w:r>
+        <w:rPr>
+          <w:noProof/>
+          <w:sz w:val="32"/>
+          <w:szCs w:val="32"/>
+          <w:lang w:val="en-US"/>
+        </w:rPr>
+        <w:br/>
+      </w:r>
+      <w:r>
+        <w:rPr>
+          <w:b/>
+          <w:bCs/>
+          <w:noProof/>
+          <w:sz w:val="32"/>
+          <w:szCs w:val="32"/>
+        </w:rPr>
+        <w:t>Şehrim Sayfası</w:t>
+      </w:r>
+    </w:p>
+    <w:p>
+      <w:pPr>
+        <w:rPr>
+          <w:noProof/>
+          <w:sz w:val="32"/>
+          <w:szCs w:val="32"/>
+        </w:rPr>
+      </w:pPr>
+      <w:r>
+        <w:rPr>
+          <w:noProof/>
+          <w:sz w:val="32"/>
+          <w:szCs w:val="32"/>
+        </w:rPr>
+        <w:t>Bu sayfada, tarihi ve kültürel zenginliğiyle öne çıkan İstanbul şehrinin tanıtımı yapılmıştır. Sayfa tasarımı, proje yönergelerindeki tüm spesifik gereksinimleri karşılayacak şekilde özel olarak kurgulanmıştır.</w:t>
+      </w:r>
+    </w:p>
+    <w:p>
+      <w:pPr>
+        <w:numPr>
+          <w:ilvl w:val="0"/>
+          <w:numId w:val="3"/>
+        </w:numPr>
+        <w:rPr>
+          <w:noProof/>
+          <w:sz w:val="32"/>
+          <w:szCs w:val="32"/>
+        </w:rPr>
+      </w:pPr>
+      <w:r>
+        <w:rPr>
+          <w:b/>
+          <w:bCs/>
+          <w:noProof/>
+          <w:sz w:val="32"/>
+          <w:szCs w:val="32"/>
+        </w:rPr>
+        <w:t>Dinamik Slider (Görsel Kaydırıcı):</w:t>
+      </w:r>
+      <w:r>
+        <w:rPr>
+          <w:noProof/>
+          <w:sz w:val="32"/>
+          <w:szCs w:val="32"/>
+        </w:rPr>
+        <w:t xml:space="preserve"> Yönergede zorunlu tutulan "en az 4 resimden oluşan tıklanabilir Slider" yapısı, herhangi bir harici kütüphane kullanılmadan tamamen saf JavaScript (Vanilla JS) ile geliştirilmiştir. Galata Kulesi, İstanbul Boğazı, Kız Kulesi ve Ayasofya görsellerinden oluşan bu yapı, hem ileri-geri butonları ile kullanıcı tarafından kontrol edilebilmekte hem de setInterval fonksiyonu sayesinde 5 saniyede bir otomatik olarak değişmektedir.</w:t>
+      </w:r>
+    </w:p>
+    <w:p>
+      <w:pPr>
+        <w:numPr>
+          <w:ilvl w:val="0"/>
+          <w:numId w:val="3"/>
+        </w:numPr>
+        <w:rPr>
+          <w:noProof/>
+          <w:sz w:val="32"/>
+          <w:szCs w:val="32"/>
+        </w:rPr>
+      </w:pPr>
+      <w:r>
+        <w:rPr>
+          <w:b/>
+          <w:bCs/>
+          <w:noProof/>
+          <w:sz w:val="32"/>
+          <w:szCs w:val="32"/>
+        </w:rPr>
+        <w:t>Şehir Bilgileri:</w:t>
+      </w:r>
+      <w:r>
+        <w:rPr>
+          <w:noProof/>
+          <w:sz w:val="32"/>
+          <w:szCs w:val="32"/>
+        </w:rPr>
+        <w:t xml:space="preserve"> Sayfanın alt kısmında CSS Grid/Flexbox mantığıyla yan yana konumlandırılmış bilgi kartları bulunmaktadır. Sol taraftaki kartta şehrin nüfusu, bulunduğu bölge ve plaka kodu gibi temel istatistiksel ve coğrafi veriler HTML liste elemanlarıyla (&lt;ul&gt;, &lt;li&gt;) düzenli bir şekilde sunulmuştur.</w:t>
+      </w:r>
+    </w:p>
+    <w:p>
+      <w:pPr>
+        <w:numPr>
+          <w:ilvl w:val="0"/>
+          <w:numId w:val="3"/>
+        </w:numPr>
+        <w:rPr>
+          <w:noProof/>
+          <w:sz w:val="32"/>
+          <w:szCs w:val="32"/>
+        </w:rPr>
+      </w:pPr>
+      <w:r>
+        <w:rPr>
+          <w:b/>
+          <w:bCs/>
+          <w:noProof/>
+          <w:sz w:val="32"/>
+          <w:szCs w:val="32"/>
+        </w:rPr>
+        <w:t>Mirasımız Bölümü:</w:t>
+      </w:r>
+      <w:r>
+        <w:rPr>
+          <w:noProof/>
+          <w:sz w:val="32"/>
+          <w:szCs w:val="32"/>
+        </w:rPr>
+        <w:t xml:space="preserve"> Ödev yönergesinde istenen "Mirasımız veya Takımımız" şartını sağlamak amacıyla sağ tarafa ayrı bir kart (heritage-card) konumlandırılmıştır. Burada İstanbul'un en önemli kültürel miraslarından biri olan Galata Kulesi seçilmiş ve yapının tarihi önemi paragraflar (&lt;p&gt;) halinde detaylandırılmıştır.</w:t>
+      </w:r>
+    </w:p>
+    <w:p>
+      <w:pPr>
+        <w:rPr>
+          <w:noProof/>
+          <w:sz w:val="32"/>
+          <w:szCs w:val="32"/>
+          <w:lang w:val="en-US"/>
+        </w:rPr>
+      </w:pPr>
+      <w:r>
+        <w:rPr>
+          <w:noProof/>
+          <w:sz w:val="32"/>
+          <w:szCs w:val="32"/>
+          <w:lang w:val="en-US"/>
+        </w:rPr>
+        <w:t>.</w:t>
+      </w:r>
+    </w:p>
+    <w:p>
+      <w:pPr>
+        <w:rPr>
+          <w:noProof/>
+          <w:sz w:val="32"/>
+          <w:szCs w:val="32"/>
+          <w:lang w:val="en-US"/>
+        </w:rPr>
+      </w:pPr>
+      <w:r>
+        <w:rPr>
+          <w:noProof/>
+          <w:sz w:val="32"/>
+          <w:szCs w:val="32"/>
+          <w:lang w:val="en-US"/>
+        </w:rPr>
+        <w:br w:type="page"/>
+      </w:r>
+    </w:p>
+    <w:p>
+      <w:pPr>
+        <w:rPr>
+          <w:b/>
+          <w:bCs/>
+          <w:noProof/>
+          <w:sz w:val="32"/>
+          <w:szCs w:val="32"/>
+          <w:lang w:val="en-US"/>
+        </w:rPr>
+      </w:pPr>
+      <w:r>
+        <w:rPr>
+          <w:b/>
+          <w:bCs/>
+          <w:noProof/>
+          <w:sz w:val="32"/>
+          <w:szCs w:val="32"/>
+          <w:lang w:val="en-US"/>
+        </w:rPr>
+        <w:t>4. İlgi Alanlarım (API Entegrasyonu) Sayfası</w:t>
+      </w:r>
+    </w:p>
+    <w:p>
+      <w:pPr>
+        <w:rPr>
+          <w:noProof/>
+          <w:sz w:val="32"/>
+          <w:szCs w:val="32"/>
+        </w:rPr>
+      </w:pPr>
+      <w:r>
+        <w:rPr>
+          <w:noProof/>
+          <w:sz w:val="32"/>
+          <w:szCs w:val="32"/>
+          <w:lang w:val="en-US"/>
+        </w:rPr>
+        <w:br/>
+      </w:r>
+      <w:r>
+        <w:rPr>
+          <w:noProof/>
+          <w:sz w:val="32"/>
+          <w:szCs w:val="32"/>
+          <w:lang w:val="en-US"/>
+        </w:rPr>
+        <w:drawing>
+          <wp:inline distT="0" distB="0" distL="0" distR="0" wp14:anchorId="11B0D3CD" wp14:editId="7D16890D">
+            <wp:extent cx="14486875" cy="7445385"/>
+            <wp:effectExtent l="0" t="0" r="0" b="3175"/>
+            <wp:docPr id="1223840306" name="Resim 5"/>
+            <wp:cNvGraphicFramePr>
+              <a:graphicFrameLocks xmlns:a="http://schemas.openxmlformats.org/drawingml/2006/main" noChangeAspect="1"/>
+            </wp:cNvGraphicFramePr>
+            <a:graphic xmlns:a="http://schemas.openxmlformats.org/drawingml/2006/main">
+              <a:graphicData uri="http://schemas.openxmlformats.org/drawingml/2006/picture">
+                <pic:pic xmlns:pic="http://schemas.openxmlformats.org/drawingml/2006/picture">
+                  <pic:nvPicPr>
+                    <pic:cNvPr id="1223840306" name="Resim 1223840306"/>
+                    <pic:cNvPicPr/>
+                  </pic:nvPicPr>
+                  <pic:blipFill>
+                    <a:blip r:embed="rId11">
+                      <a:extLst>
+                        <a:ext uri="{28A0092B-C50C-407E-A947-70E740481C1C}">
+                          <a14:useLocalDpi xmlns:a14="http://schemas.microsoft.com/office/drawing/2010/main" val="0"/>
+                        </a:ext>
+                      </a:extLst>
+                    </a:blip>
+                    <a:stretch>
+                      <a:fillRect/>
+                    </a:stretch>
+                  </pic:blipFill>
+                  <pic:spPr>
+                    <a:xfrm>
+                      <a:off x="0" y="0"/>
+                      <a:ext cx="14486875" cy="7445385"/>
+                    </a:xfrm>
+                    <a:prstGeom prst="rect">
+                      <a:avLst/>
+                    </a:prstGeom>
+                  </pic:spPr>
+                </pic:pic>
+              </a:graphicData>
+            </a:graphic>
+          </wp:inline>
+        </w:drawing>
+      </w:r>
+      <w:r>
+        <w:rPr>
+          <w:noProof/>
+          <w:sz w:val="32"/>
+          <w:szCs w:val="32"/>
+          <w:lang w:val="en-US"/>
+        </w:rPr>
+        <w:br/>
+      </w:r>
+      <w:r>
+        <w:rPr>
+          <w:noProof/>
+          <w:sz w:val="32"/>
+          <w:szCs w:val="32"/>
+          <w:lang w:val="en-US"/>
+        </w:rPr>
+        <w:br/>
+      </w:r>
+      <w:r>
+        <w:rPr>
+          <w:b/>
+          <w:bCs/>
+          <w:noProof/>
+          <w:sz w:val="32"/>
+          <w:szCs w:val="32"/>
+        </w:rPr>
+        <w:t>İlgi Alanlarım (API Entegrasyonu) Sayfası</w:t>
+      </w:r>
+    </w:p>
+    <w:p>
+      <w:pPr>
+        <w:rPr>
+          <w:noProof/>
+          <w:sz w:val="32"/>
+          <w:szCs w:val="32"/>
+        </w:rPr>
+      </w:pPr>
+      <w:r>
+        <w:rPr>
+          <w:noProof/>
+          <w:sz w:val="32"/>
+          <w:szCs w:val="32"/>
+        </w:rPr>
+        <w:t>Bu sayfa, proje yönergesinde belirtilen "İnternet üzerinden bulunan ücretsiz bir API servisinden veri çekilerek site içinde gösterilmesi" (döviz ve hava durumu hariç) şartını tam olarak karşılamak üzere tasarlanmıştır.</w:t>
+      </w:r>
+    </w:p>
+    <w:p>
+      <w:pPr>
+        <w:numPr>
+          <w:ilvl w:val="0"/>
+          <w:numId w:val="4"/>
+        </w:numPr>
+        <w:rPr>
+          <w:noProof/>
+          <w:sz w:val="32"/>
+          <w:szCs w:val="32"/>
+        </w:rPr>
+      </w:pPr>
+      <w:r>
+        <w:rPr>
+          <w:b/>
+          <w:bCs/>
+          <w:noProof/>
+          <w:sz w:val="32"/>
+          <w:szCs w:val="32"/>
+        </w:rPr>
+        <w:t>API Seçimi ve Entegrasyon:</w:t>
+      </w:r>
+      <w:r>
+        <w:rPr>
+          <w:noProof/>
+          <w:sz w:val="32"/>
+          <w:szCs w:val="32"/>
+        </w:rPr>
+        <w:t xml:space="preserve"> Projede, televizyon dizileri ve programları hakkında kapsamlı veriler sunan ücretsiz </w:t>
+      </w:r>
+      <w:r>
+        <w:rPr>
+          <w:b/>
+          <w:bCs/>
+          <w:noProof/>
+          <w:sz w:val="32"/>
+          <w:szCs w:val="32"/>
+        </w:rPr>
+        <w:t>TVMaze API</w:t>
+      </w:r>
+      <w:r>
+        <w:rPr>
+          <w:noProof/>
+          <w:sz w:val="32"/>
+          <w:szCs w:val="32"/>
+        </w:rPr>
+        <w:t xml:space="preserve"> kullanılmıştır. Sayfa sahibi olarak kişisel ilgi alanlarım olan "tarihi yapımlar ve hikaye odaklı oyunların dizi uyarlamaları" temasından yola çıkılarak bu API tercih edilmiştir.</w:t>
+      </w:r>
+    </w:p>
+    <w:p>
+      <w:pPr>
+        <w:numPr>
+          <w:ilvl w:val="0"/>
+          <w:numId w:val="4"/>
+        </w:numPr>
+        <w:rPr>
+          <w:noProof/>
+          <w:sz w:val="32"/>
+          <w:szCs w:val="32"/>
+        </w:rPr>
+      </w:pPr>
+      <w:r>
+        <w:rPr>
+          <w:b/>
+          <w:bCs/>
+          <w:noProof/>
+          <w:sz w:val="32"/>
+          <w:szCs w:val="32"/>
+        </w:rPr>
+        <w:t>Veri Çekme İşlemi (Fetch API):</w:t>
+      </w:r>
+      <w:r>
+        <w:rPr>
+          <w:noProof/>
+          <w:sz w:val="32"/>
+          <w:szCs w:val="32"/>
+        </w:rPr>
+        <w:t xml:space="preserve"> Kullanıcının arama çubuğuna girdiği metin (örn: "The Last of Us"), JavaScript'in modern asenkron yapısı olan fetch() fonksiyonu ile dinamik olarak TVMaze sunucularına gönderilmektedir. Dönen JSON formatındaki veri (response.json()) işlenerek ekrana yansıtılmaktadır. Sayfa ilk yüklendiğinde (DOMContentLoaded), varsayılan bir arama kelimesiyle verilerin otomatik olarak gelmesi sağlanmıştır.</w:t>
+      </w:r>
+    </w:p>
+    <w:p>
+      <w:pPr>
+        <w:numPr>
+          <w:ilvl w:val="0"/>
+          <w:numId w:val="4"/>
+        </w:numPr>
+        <w:rPr>
+          <w:noProof/>
+          <w:sz w:val="32"/>
+          <w:szCs w:val="32"/>
+        </w:rPr>
+      </w:pPr>
+      <w:r>
+        <w:rPr>
+          <w:b/>
+          <w:bCs/>
+          <w:noProof/>
+          <w:sz w:val="32"/>
+          <w:szCs w:val="32"/>
+        </w:rPr>
+        <w:t>Dinamik Kart Tasarımı:</w:t>
+      </w:r>
+      <w:r>
+        <w:rPr>
+          <w:noProof/>
+          <w:sz w:val="32"/>
+          <w:szCs w:val="32"/>
+        </w:rPr>
+        <w:t xml:space="preserve"> API'den gelen sonuçlar (dizinin adı, afiş görseli, türü ve kısa özeti), JavaScript içerisindeki </w:t>
+      </w:r>
+      <w:r>
+        <w:rPr>
+          <w:i/>
+          <w:iCs/>
+          <w:noProof/>
+          <w:sz w:val="32"/>
+          <w:szCs w:val="32"/>
+        </w:rPr>
+        <w:t>Template Literals</w:t>
+      </w:r>
+      <w:r>
+        <w:rPr>
+          <w:noProof/>
+          <w:sz w:val="32"/>
+          <w:szCs w:val="32"/>
+        </w:rPr>
+        <w:t xml:space="preserve"> (`) kullanılarak HTML elemanlarına dönüştürülmüştür. Her bir dizi/film için görsel, başlık, tür ve temizlenmiş özet bilgisi (RegEx ile HTML etiketlerinden arındırılarak) içeren kartlar (api-card) oluşturulup sayfaya eklenmektedir.</w:t>
+      </w:r>
+    </w:p>
+    <w:p>
+      <w:pPr>
+        <w:numPr>
+          <w:ilvl w:val="0"/>
+          <w:numId w:val="4"/>
+        </w:numPr>
+        <w:rPr>
+          <w:noProof/>
+          <w:sz w:val="32"/>
+          <w:szCs w:val="32"/>
+        </w:rPr>
+      </w:pPr>
+      <w:r>
+        <w:rPr>
+          <w:b/>
+          <w:bCs/>
+          <w:noProof/>
+          <w:sz w:val="32"/>
+          <w:szCs w:val="32"/>
+        </w:rPr>
+        <w:t>Hata Yönetimi ve Kullanıcı Deneyimi:</w:t>
+      </w:r>
+      <w:r>
+        <w:rPr>
+          <w:noProof/>
+          <w:sz w:val="32"/>
+          <w:szCs w:val="32"/>
+        </w:rPr>
+        <w:t xml:space="preserve"> API'den veri beklenirken kullanıcıya "yükleniyor" (loader) animasyonu gösterilmektedir. Eğer aranan kelimeye ait sonuç bulunamazsa veya internet bağlantısı/sunucu kaynaklı bir hata (catch bloğu) oluşursa, kullanıcıya uygun uyarı mesajları ekranda gösterilerek arayüz deneyimi iyileştirilmiştir.</w:t>
+      </w:r>
+    </w:p>
+    <w:p>
+      <w:pPr>
+        <w:rPr>
+          <w:noProof/>
+          <w:sz w:val="32"/>
+          <w:szCs w:val="32"/>
+          <w:lang w:val="en-US"/>
+        </w:rPr>
+      </w:pPr>
+    </w:p>
+    <w:p>
+      <w:pPr>
+        <w:rPr>
+          <w:noProof/>
+          <w:sz w:val="32"/>
+          <w:szCs w:val="32"/>
+          <w:lang w:val="en-US"/>
+        </w:rPr>
+      </w:pPr>
+      <w:r>
+        <w:rPr>
+          <w:noProof/>
+          <w:sz w:val="32"/>
+          <w:szCs w:val="32"/>
+          <w:lang w:val="en-US"/>
+        </w:rPr>
+        <w:br w:type="page"/>
+      </w:r>
+    </w:p>
+    <w:p>
+      <w:pPr>
+        <w:rPr>
+          <w:b/>
+          <w:bCs/>
+          <w:noProof/>
+          <w:sz w:val="32"/>
+          <w:szCs w:val="32"/>
+          <w:lang w:val="en-US"/>
+        </w:rPr>
+      </w:pPr>
+      <w:r>
+        <w:rPr>
+          <w:b/>
+          <w:bCs/>
+          <w:noProof/>
+          <w:sz w:val="32"/>
+          <w:szCs w:val="32"/>
+          <w:lang w:val="en-US"/>
+        </w:rPr>
+        <w:t>5. İletişim Sayfası</w:t>
+      </w:r>
+    </w:p>
+    <w:p>
+      <w:pPr>
+        <w:rPr>
+          <w:noProof/>
+          <w:sz w:val="32"/>
+          <w:szCs w:val="32"/>
+        </w:rPr>
+      </w:pPr>
+      <w:r>
+        <w:rPr>
+          <w:noProof/>
+          <w:sz w:val="32"/>
+          <w:szCs w:val="32"/>
+          <w:lang w:val="en-US"/>
+        </w:rPr>
+        <w:br/>
+      </w:r>
+      <w:r>
+        <w:rPr>
+          <w:noProof/>
+          <w:sz w:val="32"/>
+          <w:szCs w:val="32"/>
+          <w:lang w:val="en-US"/>
+        </w:rPr>
+        <w:drawing>
+          <wp:inline distT="0" distB="0" distL="0" distR="0" wp14:anchorId="44E557BC" wp14:editId="7D7A1A21">
+            <wp:extent cx="12520295" cy="7399344"/>
+            <wp:effectExtent l="0" t="0" r="0" b="0"/>
+            <wp:docPr id="1312994827" name="Resim 6"/>
+            <wp:cNvGraphicFramePr>
+              <a:graphicFrameLocks xmlns:a="http://schemas.openxmlformats.org/drawingml/2006/main" noChangeAspect="1"/>
+            </wp:cNvGraphicFramePr>
+            <a:graphic xmlns:a="http://schemas.openxmlformats.org/drawingml/2006/main">
+              <a:graphicData uri="http://schemas.openxmlformats.org/drawingml/2006/picture">
+                <pic:pic xmlns:pic="http://schemas.openxmlformats.org/drawingml/2006/picture">
+                  <pic:nvPicPr>
+                    <pic:cNvPr id="1312994827" name="Resim 1312994827"/>
+                    <pic:cNvPicPr/>
+                  </pic:nvPicPr>
+                  <pic:blipFill>
+                    <a:blip r:embed="rId12">
+                      <a:extLst>
+                        <a:ext uri="{28A0092B-C50C-407E-A947-70E740481C1C}">
+                          <a14:useLocalDpi xmlns:a14="http://schemas.microsoft.com/office/drawing/2010/main" val="0"/>
+                        </a:ext>
+                      </a:extLst>
+                    </a:blip>
+                    <a:stretch>
+                      <a:fillRect/>
+                    </a:stretch>
+                  </pic:blipFill>
+                  <pic:spPr>
+                    <a:xfrm>
+                      <a:off x="0" y="0"/>
+                      <a:ext cx="12531248" cy="7405817"/>
+                    </a:xfrm>
+                    <a:prstGeom prst="rect">
+                      <a:avLst/>
+                    </a:prstGeom>
+                  </pic:spPr>
+                </pic:pic>
+              </a:graphicData>
+            </a:graphic>
+          </wp:inline>
+        </w:drawing>
+      </w:r>
+      <w:r>
+        <w:rPr>
+          <w:noProof/>
+          <w:sz w:val="32"/>
+          <w:szCs w:val="32"/>
+          <w:lang w:val="en-US"/>
+        </w:rPr>
+        <w:br/>
+      </w:r>
+      <w:r>
+        <w:rPr>
+          <w:noProof/>
+          <w:sz w:val="32"/>
+          <w:szCs w:val="32"/>
+          <w:lang w:val="en-US"/>
+        </w:rPr>
+        <w:br/>
+      </w:r>
+      <w:r>
+        <w:rPr>
+          <w:b/>
+          <w:bCs/>
+          <w:noProof/>
+          <w:sz w:val="32"/>
+          <w:szCs w:val="32"/>
+        </w:rPr>
+        <w:t>İletişim Sayfası ve Sunucu Tarafı İşlemleri</w:t>
+      </w:r>
+    </w:p>
+    <w:p>
+      <w:pPr>
+        <w:rPr>
+          <w:noProof/>
+          <w:sz w:val="32"/>
+          <w:szCs w:val="32"/>
+        </w:rPr>
+      </w:pPr>
+      <w:r>
+        <w:rPr>
+          <w:noProof/>
+          <w:sz w:val="32"/>
+          <w:szCs w:val="32"/>
+        </w:rPr>
+        <w:t>Bu sayfa, kullanıcıların site sahibiyle etkileşime geçebilmesi için tasarlanmış olup ödev yönergesindeki form denetimi ve sunucu tabanlı (PHP) veri işleme gereksinimlerini eksiksiz bir şekilde karşılamaktadır.</w:t>
+      </w:r>
+    </w:p>
+    <w:p>
+      <w:pPr>
+        <w:numPr>
+          <w:ilvl w:val="0"/>
+          <w:numId w:val="5"/>
+        </w:numPr>
+        <w:rPr>
+          <w:noProof/>
+          <w:sz w:val="32"/>
+          <w:szCs w:val="32"/>
+        </w:rPr>
+      </w:pPr>
+      <w:r>
+        <w:rPr>
+          <w:b/>
+          <w:bCs/>
+          <w:noProof/>
+          <w:sz w:val="32"/>
+          <w:szCs w:val="32"/>
+        </w:rPr>
+        <w:t>Kapsamlı Form Elemanları:</w:t>
+      </w:r>
+      <w:r>
+        <w:rPr>
+          <w:noProof/>
+          <w:sz w:val="32"/>
+          <w:szCs w:val="32"/>
+        </w:rPr>
+        <w:t xml:space="preserve"> İletişim formu; metin kutusu (text, email), açılır liste (select), radyo butonları (radio - cinsiyet seçimi için), onay kutuları (checkbox - iletişim nedeni seçimi için) ve geniş metin alanı (textarea) gibi tüm temel HTML form elemanlarını barındıracak şekilde tasarlanmıştır. HTML5'in dahili doğrulama özellikleri (örn: required) devre dışı bırakılarak (novalidate) yönergeye uygun şekilde denetimlerin yalnızca scriptler üzerinden yapılması sağlanmıştır.</w:t>
+      </w:r>
+    </w:p>
+    <w:p>
+      <w:pPr>
+        <w:numPr>
+          <w:ilvl w:val="0"/>
+          <w:numId w:val="5"/>
+        </w:numPr>
+        <w:rPr>
+          <w:noProof/>
+          <w:sz w:val="32"/>
+          <w:szCs w:val="32"/>
+        </w:rPr>
+      </w:pPr>
+      <w:r>
+        <w:rPr>
+          <w:b/>
+          <w:bCs/>
+          <w:noProof/>
+          <w:sz w:val="32"/>
+          <w:szCs w:val="32"/>
+        </w:rPr>
+        <w:t>Çift Aşamalı Form Denetimi (Validation):</w:t>
+      </w:r>
+      <w:r>
+        <w:rPr>
+          <w:noProof/>
+          <w:sz w:val="32"/>
+          <w:szCs w:val="32"/>
+        </w:rPr>
+        <w:t xml:space="preserve"> Form verilerinin güvenilirliği, yönergede istendiği üzere birbirinden bağımsız çalışan iki farklı yöntemle ve iki ayrı buton üzerinden denetlenmektedir:</w:t>
+      </w:r>
+    </w:p>
+    <w:p>
+      <w:pPr>
+        <w:numPr>
+          <w:ilvl w:val="1"/>
+          <w:numId w:val="5"/>
+        </w:numPr>
+        <w:rPr>
+          <w:noProof/>
+          <w:sz w:val="32"/>
+          <w:szCs w:val="32"/>
+        </w:rPr>
+      </w:pPr>
+      <w:r>
+        <w:rPr>
+          <w:b/>
+          <w:bCs/>
+          <w:noProof/>
+          <w:sz w:val="32"/>
+          <w:szCs w:val="32"/>
+        </w:rPr>
+        <w:t>Native JavaScript Doğrulaması:</w:t>
+      </w:r>
+      <w:r>
+        <w:rPr>
+          <w:noProof/>
+          <w:sz w:val="32"/>
+          <w:szCs w:val="32"/>
+        </w:rPr>
+        <w:t xml:space="preserve"> Koyu renkli (btn-dark) butona tıklandığında çalışan nativeJsDogrula() fonksiyonu, boş alanları ve Regular Expression (Regex) kullanarak e-posta/telefon formatlarını kontrol eder. Hatalar ekranda özel bir uyarı kutusunda gösterilir.</w:t>
+      </w:r>
+    </w:p>
+    <w:p>
+      <w:pPr>
+        <w:numPr>
+          <w:ilvl w:val="1"/>
+          <w:numId w:val="5"/>
+        </w:numPr>
+        <w:rPr>
+          <w:noProof/>
+          <w:sz w:val="32"/>
+          <w:szCs w:val="32"/>
+        </w:rPr>
+      </w:pPr>
+      <w:r>
+        <w:rPr>
+          <w:b/>
+          <w:bCs/>
+          <w:noProof/>
+          <w:sz w:val="32"/>
+          <w:szCs w:val="32"/>
+        </w:rPr>
+        <w:t>Vue.js ile Doğrulama:</w:t>
+      </w:r>
+      <w:r>
+        <w:rPr>
+          <w:noProof/>
+          <w:sz w:val="32"/>
+          <w:szCs w:val="32"/>
+        </w:rPr>
+        <w:t xml:space="preserve"> Yeşil renkli (btn-success) butona tıklandığında ise sisteme entegre edilen Vue.js 3 framework'ü devreye girer. Vue'nun data modeline (v-model) bağlanan değişkenler üzerinden aynı doğrulamalar yapılarak, hatalar Vue motoru tarafından ekrana yansıtılır.</w:t>
+      </w:r>
+    </w:p>
+    <w:p>
+      <w:pPr>
+        <w:numPr>
+          <w:ilvl w:val="0"/>
+          <w:numId w:val="5"/>
+        </w:numPr>
+        <w:rPr>
+          <w:noProof/>
+          <w:sz w:val="32"/>
+          <w:szCs w:val="32"/>
+        </w:rPr>
+      </w:pPr>
+      <w:r>
+        <w:rPr>
+          <w:b/>
+          <w:bCs/>
+          <w:noProof/>
+          <w:sz w:val="32"/>
+          <w:szCs w:val="32"/>
+        </w:rPr>
+        <w:t>Sunucu Tarafı Karşılama (PHP):</w:t>
+      </w:r>
+      <w:r>
+        <w:rPr>
+          <w:noProof/>
+          <w:sz w:val="32"/>
+          <w:szCs w:val="32"/>
+        </w:rPr>
+        <w:t xml:space="preserve"> Hatalardan arınmış form verileri POST metoduyla iletisim_sonuc.php sayfasına iletilmektedir. Bu sayfada, gelen veriler güvenlik amacıyla htmlspecialchars() fonksiyonundan geçirilerek olası XSS açıklarına karşı filtrelenmekte ve Bootstrap tabanlı şık bir tablo (table-bordered) içerisinde düzenli bir şekilde ekrana yazdırılmaktadır. Dizi (array) halinde gelen checkbox verileri (neden[]), implode() fonksiyonuyla virgülle ayrılarak tek bir metin satırına dönüştürülmüştür.</w:t>
+      </w:r>
+    </w:p>
+    <w:p>
+      <w:pPr>
+        <w:rPr>
+          <w:noProof/>
+          <w:sz w:val="32"/>
+          <w:szCs w:val="32"/>
+          <w:lang w:val="en-US"/>
+        </w:rPr>
+      </w:pPr>
+    </w:p>
+    <w:p>
+      <w:pPr>
+        <w:rPr>
+          <w:noProof/>
+          <w:sz w:val="32"/>
+          <w:szCs w:val="32"/>
+          <w:lang w:val="en-US"/>
+        </w:rPr>
+      </w:pPr>
+      <w:r>
+        <w:rPr>
+          <w:noProof/>
+          <w:sz w:val="32"/>
+          <w:szCs w:val="32"/>
+          <w:lang w:val="en-US"/>
+        </w:rPr>
+        <w:br w:type="page"/>
+      </w:r>
+    </w:p>
+    <w:p>
+      <w:pPr>
+        <w:rPr>
+          <w:b/>
+          <w:bCs/>
+          <w:noProof/>
+          <w:sz w:val="32"/>
+          <w:szCs w:val="32"/>
+          <w:lang w:val="en-US"/>
+        </w:rPr>
+      </w:pPr>
+      <w:r>
+        <w:rPr>
+          <w:b/>
+          <w:bCs/>
+          <w:noProof/>
+          <w:sz w:val="32"/>
+          <w:szCs w:val="32"/>
+          <w:lang w:val="en-US"/>
+        </w:rPr>
+        <w:t>6. Login (Giriş) Sayfası</w:t>
+      </w:r>
+    </w:p>
+    <w:p>
+      <w:pPr>
+        <w:rPr>
+          <w:noProof/>
+          <w:sz w:val="32"/>
+          <w:szCs w:val="32"/>
+        </w:rPr>
+      </w:pPr>
+      <w:r>
+        <w:rPr>
+          <w:noProof/>
+          <w:sz w:val="32"/>
+          <w:szCs w:val="32"/>
+          <w:lang w:val="en-US"/>
+        </w:rPr>
+        <w:br/>
+      </w:r>
+      <w:r>
+        <w:rPr>
+          <w:noProof/>
+          <w:sz w:val="32"/>
+          <w:szCs w:val="32"/>
+          <w:lang w:val="en-US"/>
+        </w:rPr>
+        <w:drawing>
+          <wp:inline distT="0" distB="0" distL="0" distR="0" wp14:anchorId="557776FD" wp14:editId="486C9407">
+            <wp:extent cx="10813415" cy="7353695"/>
+            <wp:effectExtent l="0" t="0" r="6985" b="0"/>
+            <wp:docPr id="460842108" name="Resim 7"/>
+            <wp:cNvGraphicFramePr>
+              <a:graphicFrameLocks xmlns:a="http://schemas.openxmlformats.org/drawingml/2006/main" noChangeAspect="1"/>
+            </wp:cNvGraphicFramePr>
+            <a:graphic xmlns:a="http://schemas.openxmlformats.org/drawingml/2006/main">
+              <a:graphicData uri="http://schemas.openxmlformats.org/drawingml/2006/picture">
+                <pic:pic xmlns:pic="http://schemas.openxmlformats.org/drawingml/2006/picture">
+                  <pic:nvPicPr>
+                    <pic:cNvPr id="460842108" name="Resim 460842108"/>
+                    <pic:cNvPicPr/>
+                  </pic:nvPicPr>
+                  <pic:blipFill>
+                    <a:blip r:embed="rId13">
+                      <a:extLst>
+                        <a:ext uri="{28A0092B-C50C-407E-A947-70E740481C1C}">
+                          <a14:useLocalDpi xmlns:a14="http://schemas.microsoft.com/office/drawing/2010/main" val="0"/>
+                        </a:ext>
+                      </a:extLst>
+                    </a:blip>
+                    <a:stretch>
+                      <a:fillRect/>
+                    </a:stretch>
+                  </pic:blipFill>
+                  <pic:spPr>
+                    <a:xfrm>
+                      <a:off x="0" y="0"/>
+                      <a:ext cx="10824227" cy="7361047"/>
+                    </a:xfrm>
+                    <a:prstGeom prst="rect">
+                      <a:avLst/>
+                    </a:prstGeom>
+                  </pic:spPr>
+                </pic:pic>
+              </a:graphicData>
+            </a:graphic>
+          </wp:inline>
+        </w:drawing>
+      </w:r>
+    </w:p>
+    <w:p>
+      <w:pPr>
+        <w:rPr>
+          <w:noProof/>
+          <w:sz w:val="32"/>
+          <w:szCs w:val="32"/>
+        </w:rPr>
+      </w:pPr>
+      <w:r>
+        <w:rPr>
+          <w:b/>
+          <w:bCs/>
+          <w:noProof/>
+          <w:sz w:val="32"/>
+          <w:szCs w:val="32"/>
+        </w:rPr>
+        <w:t>Login (Giriş) Sayfası</w:t>
+      </w:r>
+    </w:p>
+    <w:p>
+      <w:pPr>
+        <w:rPr>
+          <w:noProof/>
+          <w:sz w:val="32"/>
+          <w:szCs w:val="32"/>
+        </w:rPr>
+      </w:pPr>
+      <w:r>
+        <w:rPr>
+          <w:noProof/>
+          <w:sz w:val="32"/>
+          <w:szCs w:val="32"/>
+        </w:rPr>
+        <w:t>Bu sayfa, uygulamanın güvenli giriş mekanizmasını test etmek amacıyla proje yönergesine tam uygun olarak tasarlanmıştır. Sayfa hem istemci (Client-side) hem de sunucu (Server-side) tarafında çalışan çift aşamalı bir kontrol yapısına sahiptir.</w:t>
+      </w:r>
+    </w:p>
+    <w:p>
+      <w:pPr>
+        <w:numPr>
+          <w:ilvl w:val="0"/>
+          <w:numId w:val="6"/>
+        </w:numPr>
+        <w:rPr>
+          <w:noProof/>
+          <w:sz w:val="32"/>
+          <w:szCs w:val="32"/>
+        </w:rPr>
+      </w:pPr>
+      <w:r>
+        <w:rPr>
+          <w:b/>
+          <w:bCs/>
+          <w:noProof/>
+          <w:sz w:val="32"/>
+          <w:szCs w:val="32"/>
+        </w:rPr>
+        <w:t>Tasarım ve Form Yapısı:</w:t>
+      </w:r>
+      <w:r>
+        <w:rPr>
+          <w:noProof/>
+          <w:sz w:val="32"/>
+          <w:szCs w:val="32"/>
+        </w:rPr>
+        <w:t xml:space="preserve"> Kullanıcı arayüzü, Bootstrap 5 kart (card) yapısı kullanılarak ekranın merkezine konumlandırılmıştır. Öğrenciden kullanıcı adı olarak kurumsal mail adresini (örn: b2412100001@sakarya.edu.tr), şifre olarak ise öğrenci numarasını girmesi beklenmektedir.</w:t>
+      </w:r>
+    </w:p>
+    <w:p>
+      <w:pPr>
+        <w:numPr>
+          <w:ilvl w:val="0"/>
+          <w:numId w:val="6"/>
+        </w:numPr>
+        <w:rPr>
+          <w:noProof/>
+          <w:sz w:val="32"/>
+          <w:szCs w:val="32"/>
+        </w:rPr>
+      </w:pPr>
+      <w:r>
+        <w:rPr>
+          <w:b/>
+          <w:bCs/>
+          <w:noProof/>
+          <w:sz w:val="32"/>
+          <w:szCs w:val="32"/>
+        </w:rPr>
+        <w:t>İstemci Tarafı Kontrolü (JavaScript):</w:t>
+      </w:r>
+      <w:r>
+        <w:rPr>
+          <w:noProof/>
+          <w:sz w:val="32"/>
+          <w:szCs w:val="32"/>
+        </w:rPr>
+        <w:t xml:space="preserve"> Form gönderilmeden önce (Submit olayında), yazılan jsKontrol fonksiyonu devreye girer. Bu fonksiyon, alanların boş bırakılıp bırakılmadığını kontrol eder ve Regular Expression (Regex) yardımıyla girilen metnin geçerli bir e-posta formatında olup olmadığını denetler. Eğer bir hata varsa event.preventDefault() ile formun sunucuya gitmesi engellenir ve kullanıcıya alert ile uyarı verilir.</w:t>
+      </w:r>
+    </w:p>
+    <w:p>
+      <w:pPr>
+        <w:numPr>
+          <w:ilvl w:val="0"/>
+          <w:numId w:val="6"/>
+        </w:numPr>
+        <w:rPr>
+          <w:noProof/>
+          <w:sz w:val="32"/>
+          <w:szCs w:val="32"/>
+        </w:rPr>
+      </w:pPr>
+      <w:r>
+        <w:rPr>
+          <w:b/>
+          <w:bCs/>
+          <w:noProof/>
+          <w:sz w:val="32"/>
+          <w:szCs w:val="32"/>
+        </w:rPr>
+        <w:t>Sunucu Tarafı Doğrulama ve Yönlendirme (PHP):</w:t>
+      </w:r>
+      <w:r>
+        <w:rPr>
+          <w:noProof/>
+          <w:sz w:val="32"/>
+          <w:szCs w:val="32"/>
+        </w:rPr>
+        <w:t xml:space="preserve"> JS testini geçen veriler, POST metoduyla aynı sayfanın en üstünde yer alan PHP bloğuna iletilir.</w:t>
+      </w:r>
+    </w:p>
+    <w:p>
+      <w:pPr>
+        <w:numPr>
+          <w:ilvl w:val="1"/>
+          <w:numId w:val="6"/>
+        </w:numPr>
+        <w:rPr>
+          <w:noProof/>
+          <w:sz w:val="32"/>
+          <w:szCs w:val="32"/>
+        </w:rPr>
+      </w:pPr>
+      <w:r>
+        <w:rPr>
+          <w:noProof/>
+          <w:sz w:val="32"/>
+          <w:szCs w:val="32"/>
+        </w:rPr>
+        <w:t>PHP tarafında explode('@', $email)[0] fonksiyonu kullanılarak mail adresinin başındaki öğrenci numarası dinamik olarak ayrıştırılır.</w:t>
+      </w:r>
+    </w:p>
+    <w:p>
+      <w:pPr>
+        <w:numPr>
+          <w:ilvl w:val="1"/>
+          <w:numId w:val="6"/>
+        </w:numPr>
+        <w:rPr>
+          <w:noProof/>
+          <w:sz w:val="32"/>
+          <w:szCs w:val="32"/>
+        </w:rPr>
+      </w:pPr>
+      <w:r>
+        <w:rPr>
+          <w:noProof/>
+          <w:sz w:val="32"/>
+          <w:szCs w:val="32"/>
+        </w:rPr>
+        <w:t>Girilen şifrenin bu ayrıştırılan öğrenci numarasıyla eşleşip eşleşmediği kontrol edilir.</w:t>
+      </w:r>
+    </w:p>
+    <w:p>
+      <w:pPr>
+        <w:numPr>
+          <w:ilvl w:val="1"/>
+          <w:numId w:val="6"/>
+        </w:numPr>
+        <w:rPr>
+          <w:noProof/>
+          <w:sz w:val="32"/>
+          <w:szCs w:val="32"/>
+        </w:rPr>
+      </w:pPr>
+      <w:r>
+        <w:rPr>
+          <w:b/>
+          <w:bCs/>
+          <w:noProof/>
+          <w:sz w:val="32"/>
+          <w:szCs w:val="32"/>
+        </w:rPr>
+        <w:t>Başarılı Giriş:</w:t>
+      </w:r>
+      <w:r>
+        <w:rPr>
+          <w:noProof/>
+          <w:sz w:val="32"/>
+          <w:szCs w:val="32"/>
+        </w:rPr>
+        <w:t xml:space="preserve"> Bilgiler doğruysa, form ekrandan gizlenir ($girisBasarili bayrağı ile) ve yönergede istendiği gibi ekrana </w:t>
+      </w:r>
+      <w:r>
+        <w:rPr>
+          <w:b/>
+          <w:bCs/>
+          <w:noProof/>
+          <w:sz w:val="32"/>
+          <w:szCs w:val="32"/>
+        </w:rPr>
+        <w:t>"Hoşgeldiniz [Öğrenci No]"</w:t>
+      </w:r>
+      <w:r>
+        <w:rPr>
+          <w:noProof/>
+          <w:sz w:val="32"/>
+          <w:szCs w:val="32"/>
+        </w:rPr>
+        <w:t xml:space="preserve"> mesajı basılır.</w:t>
+      </w:r>
+    </w:p>
+    <w:p>
+      <w:pPr>
+        <w:numPr>
+          <w:ilvl w:val="1"/>
+          <w:numId w:val="6"/>
+        </w:numPr>
+        <w:rPr>
+          <w:noProof/>
+          <w:sz w:val="32"/>
+          <w:szCs w:val="32"/>
+        </w:rPr>
+      </w:pPr>
+      <w:r>
+        <w:rPr>
+          <w:b/>
+          <w:bCs/>
+          <w:noProof/>
+          <w:sz w:val="32"/>
+          <w:szCs w:val="32"/>
+        </w:rPr>
+        <w:t>Hatalı Giriş:</w:t>
+      </w:r>
+      <w:r>
+        <w:rPr>
+          <w:noProof/>
+          <w:sz w:val="32"/>
+          <w:szCs w:val="32"/>
+        </w:rPr>
+        <w:t xml:space="preserve"> Bilgiler yanlışsa veya yetkisiz bir erişim denemesi varsa, Bootstrap'in alert-danger sınıfı kullanılarak hata mesajı gösterilir ve kullanıcı giriş ekranında tutularak tekrar denemesi sağlanır.</w:t>
+      </w:r>
+    </w:p>
+    <w:p>
+      <w:pPr>
+        <w:rPr>
+          <w:noProof/>
+          <w:sz w:val="32"/>
+          <w:szCs w:val="32"/>
+          <w:lang w:val="en-US"/>
+        </w:rPr>
+      </w:pPr>
+    </w:p>
+    <w:p>
+      <w:pPr>
+        <w:rPr>
+          <w:noProof/>
+          <w:sz w:val="32"/>
+          <w:szCs w:val="32"/>
+        </w:rPr>
+      </w:pPr>
+    </w:p>
+    <w:p>
+      <w:pPr>
+        <w:ind w:left="5664"/>
+        <w:rPr>
+          <w:sz w:val="32"/>
+          <w:szCs w:val="32"/>
+        </w:rPr>
+      </w:pPr>
     </w:p>
     <w:p>
       <w:pPr>
@@ -510,6 +2413,923 @@
     </w:sectPr>
   </w:body>
 </w:document>
+</file>
+
+<file path=word/numbering.xml><?xml version="1.0" encoding="utf-8"?>
+<w:numbering xmlns:wpc="http://schemas.microsoft.com/office/word/2010/wordprocessingCanvas" xmlns:cx="http://schemas.microsoft.com/office/drawing/2014/chartex" xmlns:cx1="http://schemas.microsoft.com/office/drawing/2015/9/8/chartex" xmlns:cx2="http://schemas.microsoft.com/office/drawing/2015/10/21/chartex" xmlns:cx3="http://schemas.microsoft.com/office/drawing/2016/5/9/chartex" xmlns:cx4="http://schemas.microsoft.com/office/drawing/2016/5/10/chartex" xmlns:cx5="http://schemas.microsoft.com/office/drawing/2016/5/11/chartex" xmlns:cx6="http://schemas.microsoft.com/office/drawing/2016/5/12/chartex" xmlns:cx7="http://schemas.microsoft.com/office/drawing/2016/5/13/chartex" xmlns:cx8="http://schemas.microsoft.com/office/drawing/2016/5/14/chartex" xmlns:mc="http://schemas.openxmlformats.org/markup-compatibility/2006" xmlns:aink="http://schemas.microsoft.com/office/drawing/2016/ink" xmlns:am3d="http://schemas.microsoft.com/office/drawing/2017/model3d" xmlns:o="urn:schemas-microsoft-com:office:office" xmlns:oel="http://schemas.microsoft.com/office/2019/extlst" xmlns:r="http://schemas.openxmlformats.org/officeDocument/2006/relationships" xmlns:m="http://schemas.openxmlformats.org/officeDocument/2006/math" xmlns:v="urn:schemas-microsoft-com:vml" xmlns:wp14="http://schemas.microsoft.com/office/word/2010/wordprocessingDrawing" xmlns:wp="http://schemas.openxmlformats.org/drawingml/2006/wordprocessingDrawing" xmlns:w10="urn:schemas-microsoft-com:office:word" xmlns:w="http://schemas.openxmlformats.org/wordprocessingml/2006/main" xmlns:w14="http://schemas.microsoft.com/office/word/2010/wordml" xmlns:w15="http://schemas.microsoft.com/office/word/2012/wordml" xmlns:w16cex="http://schemas.microsoft.com/office/word/2018/wordml/cex" xmlns:w16cid="http://schemas.microsoft.com/office/word/2016/wordml/cid" xmlns:w16="http://schemas.microsoft.com/office/word/2018/wordml" xmlns:w16du="http://schemas.microsoft.com/office/word/2023/wordml/word16du" xmlns:w16sdtdh="http://schemas.microsoft.com/office/word/2020/wordml/sdtdatahash" xmlns:w16sdtfl="http://schemas.microsoft.com/office/word/2024/wordml/sdtformatlock" xmlns:w16se="http://schemas.microsoft.com/office/word/2015/wordml/symex" xmlns:wpg="http://schemas.microsoft.com/office/word/2010/wordprocessingGroup" xmlns:wpi="http://schemas.microsoft.com/office/word/2010/wordprocessingInk" xmlns:wne="http://schemas.microsoft.com/office/word/2006/wordml" xmlns:wps="http://schemas.microsoft.com/office/word/2010/wordprocessingShape" mc:Ignorable="w14 w15 w16se w16cid w16 w16cex w16sdtdh w16sdtfl w16du wp14">
+  <w:abstractNum w:abstractNumId="0" w15:restartNumberingAfterBreak="0">
+    <w:nsid w:val="0C2E76B2"/>
+    <w:multiLevelType w:val="multilevel"/>
+    <w:tmpl w:val="99666094"/>
+    <w:lvl w:ilvl="0">
+      <w:start w:val="1"/>
+      <w:numFmt w:val="bullet"/>
+      <w:lvlText w:val=""/>
+      <w:lvlJc w:val="left"/>
+      <w:pPr>
+        <w:tabs>
+          <w:tab w:val="num" w:pos="720"/>
+        </w:tabs>
+        <w:ind w:left="720" w:hanging="360"/>
+      </w:pPr>
+      <w:rPr>
+        <w:rFonts w:ascii="Symbol" w:hAnsi="Symbol" w:hint="default"/>
+        <w:sz w:val="20"/>
+      </w:rPr>
+    </w:lvl>
+    <w:lvl w:ilvl="1">
+      <w:start w:val="1"/>
+      <w:numFmt w:val="bullet"/>
+      <w:lvlText w:val="o"/>
+      <w:lvlJc w:val="left"/>
+      <w:pPr>
+        <w:tabs>
+          <w:tab w:val="num" w:pos="1440"/>
+        </w:tabs>
+        <w:ind w:left="1440" w:hanging="360"/>
+      </w:pPr>
+      <w:rPr>
+        <w:rFonts w:ascii="Courier New" w:hAnsi="Courier New" w:hint="default"/>
+        <w:sz w:val="20"/>
+      </w:rPr>
+    </w:lvl>
+    <w:lvl w:ilvl="2" w:tentative="1">
+      <w:start w:val="1"/>
+      <w:numFmt w:val="bullet"/>
+      <w:lvlText w:val=""/>
+      <w:lvlJc w:val="left"/>
+      <w:pPr>
+        <w:tabs>
+          <w:tab w:val="num" w:pos="2160"/>
+        </w:tabs>
+        <w:ind w:left="2160" w:hanging="360"/>
+      </w:pPr>
+      <w:rPr>
+        <w:rFonts w:ascii="Wingdings" w:hAnsi="Wingdings" w:hint="default"/>
+        <w:sz w:val="20"/>
+      </w:rPr>
+    </w:lvl>
+    <w:lvl w:ilvl="3" w:tentative="1">
+      <w:start w:val="1"/>
+      <w:numFmt w:val="bullet"/>
+      <w:lvlText w:val=""/>
+      <w:lvlJc w:val="left"/>
+      <w:pPr>
+        <w:tabs>
+          <w:tab w:val="num" w:pos="2880"/>
+        </w:tabs>
+        <w:ind w:left="2880" w:hanging="360"/>
+      </w:pPr>
+      <w:rPr>
+        <w:rFonts w:ascii="Wingdings" w:hAnsi="Wingdings" w:hint="default"/>
+        <w:sz w:val="20"/>
+      </w:rPr>
+    </w:lvl>
+    <w:lvl w:ilvl="4" w:tentative="1">
+      <w:start w:val="1"/>
+      <w:numFmt w:val="bullet"/>
+      <w:lvlText w:val=""/>
+      <w:lvlJc w:val="left"/>
+      <w:pPr>
+        <w:tabs>
+          <w:tab w:val="num" w:pos="3600"/>
+        </w:tabs>
+        <w:ind w:left="3600" w:hanging="360"/>
+      </w:pPr>
+      <w:rPr>
+        <w:rFonts w:ascii="Wingdings" w:hAnsi="Wingdings" w:hint="default"/>
+        <w:sz w:val="20"/>
+      </w:rPr>
+    </w:lvl>
+    <w:lvl w:ilvl="5" w:tentative="1">
+      <w:start w:val="1"/>
+      <w:numFmt w:val="bullet"/>
+      <w:lvlText w:val=""/>
+      <w:lvlJc w:val="left"/>
+      <w:pPr>
+        <w:tabs>
+          <w:tab w:val="num" w:pos="4320"/>
+        </w:tabs>
+        <w:ind w:left="4320" w:hanging="360"/>
+      </w:pPr>
+      <w:rPr>
+        <w:rFonts w:ascii="Wingdings" w:hAnsi="Wingdings" w:hint="default"/>
+        <w:sz w:val="20"/>
+      </w:rPr>
+    </w:lvl>
+    <w:lvl w:ilvl="6" w:tentative="1">
+      <w:start w:val="1"/>
+      <w:numFmt w:val="bullet"/>
+      <w:lvlText w:val=""/>
+      <w:lvlJc w:val="left"/>
+      <w:pPr>
+        <w:tabs>
+          <w:tab w:val="num" w:pos="5040"/>
+        </w:tabs>
+        <w:ind w:left="5040" w:hanging="360"/>
+      </w:pPr>
+      <w:rPr>
+        <w:rFonts w:ascii="Wingdings" w:hAnsi="Wingdings" w:hint="default"/>
+        <w:sz w:val="20"/>
+      </w:rPr>
+    </w:lvl>
+    <w:lvl w:ilvl="7" w:tentative="1">
+      <w:start w:val="1"/>
+      <w:numFmt w:val="bullet"/>
+      <w:lvlText w:val=""/>
+      <w:lvlJc w:val="left"/>
+      <w:pPr>
+        <w:tabs>
+          <w:tab w:val="num" w:pos="5760"/>
+        </w:tabs>
+        <w:ind w:left="5760" w:hanging="360"/>
+      </w:pPr>
+      <w:rPr>
+        <w:rFonts w:ascii="Wingdings" w:hAnsi="Wingdings" w:hint="default"/>
+        <w:sz w:val="20"/>
+      </w:rPr>
+    </w:lvl>
+    <w:lvl w:ilvl="8" w:tentative="1">
+      <w:start w:val="1"/>
+      <w:numFmt w:val="bullet"/>
+      <w:lvlText w:val=""/>
+      <w:lvlJc w:val="left"/>
+      <w:pPr>
+        <w:tabs>
+          <w:tab w:val="num" w:pos="6480"/>
+        </w:tabs>
+        <w:ind w:left="6480" w:hanging="360"/>
+      </w:pPr>
+      <w:rPr>
+        <w:rFonts w:ascii="Wingdings" w:hAnsi="Wingdings" w:hint="default"/>
+        <w:sz w:val="20"/>
+      </w:rPr>
+    </w:lvl>
+  </w:abstractNum>
+  <w:abstractNum w:abstractNumId="1" w15:restartNumberingAfterBreak="0">
+    <w:nsid w:val="232F0A65"/>
+    <w:multiLevelType w:val="multilevel"/>
+    <w:tmpl w:val="CE2018D6"/>
+    <w:lvl w:ilvl="0">
+      <w:start w:val="1"/>
+      <w:numFmt w:val="bullet"/>
+      <w:lvlText w:val=""/>
+      <w:lvlJc w:val="left"/>
+      <w:pPr>
+        <w:tabs>
+          <w:tab w:val="num" w:pos="720"/>
+        </w:tabs>
+        <w:ind w:left="720" w:hanging="360"/>
+      </w:pPr>
+      <w:rPr>
+        <w:rFonts w:ascii="Symbol" w:hAnsi="Symbol" w:hint="default"/>
+        <w:sz w:val="20"/>
+      </w:rPr>
+    </w:lvl>
+    <w:lvl w:ilvl="1" w:tentative="1">
+      <w:start w:val="1"/>
+      <w:numFmt w:val="bullet"/>
+      <w:lvlText w:val="o"/>
+      <w:lvlJc w:val="left"/>
+      <w:pPr>
+        <w:tabs>
+          <w:tab w:val="num" w:pos="1440"/>
+        </w:tabs>
+        <w:ind w:left="1440" w:hanging="360"/>
+      </w:pPr>
+      <w:rPr>
+        <w:rFonts w:ascii="Courier New" w:hAnsi="Courier New" w:hint="default"/>
+        <w:sz w:val="20"/>
+      </w:rPr>
+    </w:lvl>
+    <w:lvl w:ilvl="2" w:tentative="1">
+      <w:start w:val="1"/>
+      <w:numFmt w:val="bullet"/>
+      <w:lvlText w:val=""/>
+      <w:lvlJc w:val="left"/>
+      <w:pPr>
+        <w:tabs>
+          <w:tab w:val="num" w:pos="2160"/>
+        </w:tabs>
+        <w:ind w:left="2160" w:hanging="360"/>
+      </w:pPr>
+      <w:rPr>
+        <w:rFonts w:ascii="Wingdings" w:hAnsi="Wingdings" w:hint="default"/>
+        <w:sz w:val="20"/>
+      </w:rPr>
+    </w:lvl>
+    <w:lvl w:ilvl="3" w:tentative="1">
+      <w:start w:val="1"/>
+      <w:numFmt w:val="bullet"/>
+      <w:lvlText w:val=""/>
+      <w:lvlJc w:val="left"/>
+      <w:pPr>
+        <w:tabs>
+          <w:tab w:val="num" w:pos="2880"/>
+        </w:tabs>
+        <w:ind w:left="2880" w:hanging="360"/>
+      </w:pPr>
+      <w:rPr>
+        <w:rFonts w:ascii="Wingdings" w:hAnsi="Wingdings" w:hint="default"/>
+        <w:sz w:val="20"/>
+      </w:rPr>
+    </w:lvl>
+    <w:lvl w:ilvl="4" w:tentative="1">
+      <w:start w:val="1"/>
+      <w:numFmt w:val="bullet"/>
+      <w:lvlText w:val=""/>
+      <w:lvlJc w:val="left"/>
+      <w:pPr>
+        <w:tabs>
+          <w:tab w:val="num" w:pos="3600"/>
+        </w:tabs>
+        <w:ind w:left="3600" w:hanging="360"/>
+      </w:pPr>
+      <w:rPr>
+        <w:rFonts w:ascii="Wingdings" w:hAnsi="Wingdings" w:hint="default"/>
+        <w:sz w:val="20"/>
+      </w:rPr>
+    </w:lvl>
+    <w:lvl w:ilvl="5" w:tentative="1">
+      <w:start w:val="1"/>
+      <w:numFmt w:val="bullet"/>
+      <w:lvlText w:val=""/>
+      <w:lvlJc w:val="left"/>
+      <w:pPr>
+        <w:tabs>
+          <w:tab w:val="num" w:pos="4320"/>
+        </w:tabs>
+        <w:ind w:left="4320" w:hanging="360"/>
+      </w:pPr>
+      <w:rPr>
+        <w:rFonts w:ascii="Wingdings" w:hAnsi="Wingdings" w:hint="default"/>
+        <w:sz w:val="20"/>
+      </w:rPr>
+    </w:lvl>
+    <w:lvl w:ilvl="6" w:tentative="1">
+      <w:start w:val="1"/>
+      <w:numFmt w:val="bullet"/>
+      <w:lvlText w:val=""/>
+      <w:lvlJc w:val="left"/>
+      <w:pPr>
+        <w:tabs>
+          <w:tab w:val="num" w:pos="5040"/>
+        </w:tabs>
+        <w:ind w:left="5040" w:hanging="360"/>
+      </w:pPr>
+      <w:rPr>
+        <w:rFonts w:ascii="Wingdings" w:hAnsi="Wingdings" w:hint="default"/>
+        <w:sz w:val="20"/>
+      </w:rPr>
+    </w:lvl>
+    <w:lvl w:ilvl="7" w:tentative="1">
+      <w:start w:val="1"/>
+      <w:numFmt w:val="bullet"/>
+      <w:lvlText w:val=""/>
+      <w:lvlJc w:val="left"/>
+      <w:pPr>
+        <w:tabs>
+          <w:tab w:val="num" w:pos="5760"/>
+        </w:tabs>
+        <w:ind w:left="5760" w:hanging="360"/>
+      </w:pPr>
+      <w:rPr>
+        <w:rFonts w:ascii="Wingdings" w:hAnsi="Wingdings" w:hint="default"/>
+        <w:sz w:val="20"/>
+      </w:rPr>
+    </w:lvl>
+    <w:lvl w:ilvl="8" w:tentative="1">
+      <w:start w:val="1"/>
+      <w:numFmt w:val="bullet"/>
+      <w:lvlText w:val=""/>
+      <w:lvlJc w:val="left"/>
+      <w:pPr>
+        <w:tabs>
+          <w:tab w:val="num" w:pos="6480"/>
+        </w:tabs>
+        <w:ind w:left="6480" w:hanging="360"/>
+      </w:pPr>
+      <w:rPr>
+        <w:rFonts w:ascii="Wingdings" w:hAnsi="Wingdings" w:hint="default"/>
+        <w:sz w:val="20"/>
+      </w:rPr>
+    </w:lvl>
+  </w:abstractNum>
+  <w:abstractNum w:abstractNumId="2" w15:restartNumberingAfterBreak="0">
+    <w:nsid w:val="49A165CC"/>
+    <w:multiLevelType w:val="multilevel"/>
+    <w:tmpl w:val="37A4E4EC"/>
+    <w:lvl w:ilvl="0">
+      <w:start w:val="1"/>
+      <w:numFmt w:val="bullet"/>
+      <w:lvlText w:val=""/>
+      <w:lvlJc w:val="left"/>
+      <w:pPr>
+        <w:tabs>
+          <w:tab w:val="num" w:pos="720"/>
+        </w:tabs>
+        <w:ind w:left="720" w:hanging="360"/>
+      </w:pPr>
+      <w:rPr>
+        <w:rFonts w:ascii="Symbol" w:hAnsi="Symbol" w:hint="default"/>
+        <w:sz w:val="20"/>
+      </w:rPr>
+    </w:lvl>
+    <w:lvl w:ilvl="1" w:tentative="1">
+      <w:start w:val="1"/>
+      <w:numFmt w:val="bullet"/>
+      <w:lvlText w:val="o"/>
+      <w:lvlJc w:val="left"/>
+      <w:pPr>
+        <w:tabs>
+          <w:tab w:val="num" w:pos="1440"/>
+        </w:tabs>
+        <w:ind w:left="1440" w:hanging="360"/>
+      </w:pPr>
+      <w:rPr>
+        <w:rFonts w:ascii="Courier New" w:hAnsi="Courier New" w:hint="default"/>
+        <w:sz w:val="20"/>
+      </w:rPr>
+    </w:lvl>
+    <w:lvl w:ilvl="2" w:tentative="1">
+      <w:start w:val="1"/>
+      <w:numFmt w:val="bullet"/>
+      <w:lvlText w:val=""/>
+      <w:lvlJc w:val="left"/>
+      <w:pPr>
+        <w:tabs>
+          <w:tab w:val="num" w:pos="2160"/>
+        </w:tabs>
+        <w:ind w:left="2160" w:hanging="360"/>
+      </w:pPr>
+      <w:rPr>
+        <w:rFonts w:ascii="Wingdings" w:hAnsi="Wingdings" w:hint="default"/>
+        <w:sz w:val="20"/>
+      </w:rPr>
+    </w:lvl>
+    <w:lvl w:ilvl="3" w:tentative="1">
+      <w:start w:val="1"/>
+      <w:numFmt w:val="bullet"/>
+      <w:lvlText w:val=""/>
+      <w:lvlJc w:val="left"/>
+      <w:pPr>
+        <w:tabs>
+          <w:tab w:val="num" w:pos="2880"/>
+        </w:tabs>
+        <w:ind w:left="2880" w:hanging="360"/>
+      </w:pPr>
+      <w:rPr>
+        <w:rFonts w:ascii="Wingdings" w:hAnsi="Wingdings" w:hint="default"/>
+        <w:sz w:val="20"/>
+      </w:rPr>
+    </w:lvl>
+    <w:lvl w:ilvl="4" w:tentative="1">
+      <w:start w:val="1"/>
+      <w:numFmt w:val="bullet"/>
+      <w:lvlText w:val=""/>
+      <w:lvlJc w:val="left"/>
+      <w:pPr>
+        <w:tabs>
+          <w:tab w:val="num" w:pos="3600"/>
+        </w:tabs>
+        <w:ind w:left="3600" w:hanging="360"/>
+      </w:pPr>
+      <w:rPr>
+        <w:rFonts w:ascii="Wingdings" w:hAnsi="Wingdings" w:hint="default"/>
+        <w:sz w:val="20"/>
+      </w:rPr>
+    </w:lvl>
+    <w:lvl w:ilvl="5" w:tentative="1">
+      <w:start w:val="1"/>
+      <w:numFmt w:val="bullet"/>
+      <w:lvlText w:val=""/>
+      <w:lvlJc w:val="left"/>
+      <w:pPr>
+        <w:tabs>
+          <w:tab w:val="num" w:pos="4320"/>
+        </w:tabs>
+        <w:ind w:left="4320" w:hanging="360"/>
+      </w:pPr>
+      <w:rPr>
+        <w:rFonts w:ascii="Wingdings" w:hAnsi="Wingdings" w:hint="default"/>
+        <w:sz w:val="20"/>
+      </w:rPr>
+    </w:lvl>
+    <w:lvl w:ilvl="6" w:tentative="1">
+      <w:start w:val="1"/>
+      <w:numFmt w:val="bullet"/>
+      <w:lvlText w:val=""/>
+      <w:lvlJc w:val="left"/>
+      <w:pPr>
+        <w:tabs>
+          <w:tab w:val="num" w:pos="5040"/>
+        </w:tabs>
+        <w:ind w:left="5040" w:hanging="360"/>
+      </w:pPr>
+      <w:rPr>
+        <w:rFonts w:ascii="Wingdings" w:hAnsi="Wingdings" w:hint="default"/>
+        <w:sz w:val="20"/>
+      </w:rPr>
+    </w:lvl>
+    <w:lvl w:ilvl="7" w:tentative="1">
+      <w:start w:val="1"/>
+      <w:numFmt w:val="bullet"/>
+      <w:lvlText w:val=""/>
+      <w:lvlJc w:val="left"/>
+      <w:pPr>
+        <w:tabs>
+          <w:tab w:val="num" w:pos="5760"/>
+        </w:tabs>
+        <w:ind w:left="5760" w:hanging="360"/>
+      </w:pPr>
+      <w:rPr>
+        <w:rFonts w:ascii="Wingdings" w:hAnsi="Wingdings" w:hint="default"/>
+        <w:sz w:val="20"/>
+      </w:rPr>
+    </w:lvl>
+    <w:lvl w:ilvl="8" w:tentative="1">
+      <w:start w:val="1"/>
+      <w:numFmt w:val="bullet"/>
+      <w:lvlText w:val=""/>
+      <w:lvlJc w:val="left"/>
+      <w:pPr>
+        <w:tabs>
+          <w:tab w:val="num" w:pos="6480"/>
+        </w:tabs>
+        <w:ind w:left="6480" w:hanging="360"/>
+      </w:pPr>
+      <w:rPr>
+        <w:rFonts w:ascii="Wingdings" w:hAnsi="Wingdings" w:hint="default"/>
+        <w:sz w:val="20"/>
+      </w:rPr>
+    </w:lvl>
+  </w:abstractNum>
+  <w:abstractNum w:abstractNumId="3" w15:restartNumberingAfterBreak="0">
+    <w:nsid w:val="522517BC"/>
+    <w:multiLevelType w:val="multilevel"/>
+    <w:tmpl w:val="8F984318"/>
+    <w:lvl w:ilvl="0">
+      <w:start w:val="1"/>
+      <w:numFmt w:val="bullet"/>
+      <w:lvlText w:val=""/>
+      <w:lvlJc w:val="left"/>
+      <w:pPr>
+        <w:tabs>
+          <w:tab w:val="num" w:pos="720"/>
+        </w:tabs>
+        <w:ind w:left="720" w:hanging="360"/>
+      </w:pPr>
+      <w:rPr>
+        <w:rFonts w:ascii="Symbol" w:hAnsi="Symbol" w:hint="default"/>
+        <w:sz w:val="20"/>
+      </w:rPr>
+    </w:lvl>
+    <w:lvl w:ilvl="1">
+      <w:start w:val="1"/>
+      <w:numFmt w:val="bullet"/>
+      <w:lvlText w:val="o"/>
+      <w:lvlJc w:val="left"/>
+      <w:pPr>
+        <w:tabs>
+          <w:tab w:val="num" w:pos="1440"/>
+        </w:tabs>
+        <w:ind w:left="1440" w:hanging="360"/>
+      </w:pPr>
+      <w:rPr>
+        <w:rFonts w:ascii="Courier New" w:hAnsi="Courier New" w:hint="default"/>
+        <w:sz w:val="20"/>
+      </w:rPr>
+    </w:lvl>
+    <w:lvl w:ilvl="2" w:tentative="1">
+      <w:start w:val="1"/>
+      <w:numFmt w:val="bullet"/>
+      <w:lvlText w:val=""/>
+      <w:lvlJc w:val="left"/>
+      <w:pPr>
+        <w:tabs>
+          <w:tab w:val="num" w:pos="2160"/>
+        </w:tabs>
+        <w:ind w:left="2160" w:hanging="360"/>
+      </w:pPr>
+      <w:rPr>
+        <w:rFonts w:ascii="Wingdings" w:hAnsi="Wingdings" w:hint="default"/>
+        <w:sz w:val="20"/>
+      </w:rPr>
+    </w:lvl>
+    <w:lvl w:ilvl="3" w:tentative="1">
+      <w:start w:val="1"/>
+      <w:numFmt w:val="bullet"/>
+      <w:lvlText w:val=""/>
+      <w:lvlJc w:val="left"/>
+      <w:pPr>
+        <w:tabs>
+          <w:tab w:val="num" w:pos="2880"/>
+        </w:tabs>
+        <w:ind w:left="2880" w:hanging="360"/>
+      </w:pPr>
+      <w:rPr>
+        <w:rFonts w:ascii="Wingdings" w:hAnsi="Wingdings" w:hint="default"/>
+        <w:sz w:val="20"/>
+      </w:rPr>
+    </w:lvl>
+    <w:lvl w:ilvl="4" w:tentative="1">
+      <w:start w:val="1"/>
+      <w:numFmt w:val="bullet"/>
+      <w:lvlText w:val=""/>
+      <w:lvlJc w:val="left"/>
+      <w:pPr>
+        <w:tabs>
+          <w:tab w:val="num" w:pos="3600"/>
+        </w:tabs>
+        <w:ind w:left="3600" w:hanging="360"/>
+      </w:pPr>
+      <w:rPr>
+        <w:rFonts w:ascii="Wingdings" w:hAnsi="Wingdings" w:hint="default"/>
+        <w:sz w:val="20"/>
+      </w:rPr>
+    </w:lvl>
+    <w:lvl w:ilvl="5" w:tentative="1">
+      <w:start w:val="1"/>
+      <w:numFmt w:val="bullet"/>
+      <w:lvlText w:val=""/>
+      <w:lvlJc w:val="left"/>
+      <w:pPr>
+        <w:tabs>
+          <w:tab w:val="num" w:pos="4320"/>
+        </w:tabs>
+        <w:ind w:left="4320" w:hanging="360"/>
+      </w:pPr>
+      <w:rPr>
+        <w:rFonts w:ascii="Wingdings" w:hAnsi="Wingdings" w:hint="default"/>
+        <w:sz w:val="20"/>
+      </w:rPr>
+    </w:lvl>
+    <w:lvl w:ilvl="6" w:tentative="1">
+      <w:start w:val="1"/>
+      <w:numFmt w:val="bullet"/>
+      <w:lvlText w:val=""/>
+      <w:lvlJc w:val="left"/>
+      <w:pPr>
+        <w:tabs>
+          <w:tab w:val="num" w:pos="5040"/>
+        </w:tabs>
+        <w:ind w:left="5040" w:hanging="360"/>
+      </w:pPr>
+      <w:rPr>
+        <w:rFonts w:ascii="Wingdings" w:hAnsi="Wingdings" w:hint="default"/>
+        <w:sz w:val="20"/>
+      </w:rPr>
+    </w:lvl>
+    <w:lvl w:ilvl="7" w:tentative="1">
+      <w:start w:val="1"/>
+      <w:numFmt w:val="bullet"/>
+      <w:lvlText w:val=""/>
+      <w:lvlJc w:val="left"/>
+      <w:pPr>
+        <w:tabs>
+          <w:tab w:val="num" w:pos="5760"/>
+        </w:tabs>
+        <w:ind w:left="5760" w:hanging="360"/>
+      </w:pPr>
+      <w:rPr>
+        <w:rFonts w:ascii="Wingdings" w:hAnsi="Wingdings" w:hint="default"/>
+        <w:sz w:val="20"/>
+      </w:rPr>
+    </w:lvl>
+    <w:lvl w:ilvl="8" w:tentative="1">
+      <w:start w:val="1"/>
+      <w:numFmt w:val="bullet"/>
+      <w:lvlText w:val=""/>
+      <w:lvlJc w:val="left"/>
+      <w:pPr>
+        <w:tabs>
+          <w:tab w:val="num" w:pos="6480"/>
+        </w:tabs>
+        <w:ind w:left="6480" w:hanging="360"/>
+      </w:pPr>
+      <w:rPr>
+        <w:rFonts w:ascii="Wingdings" w:hAnsi="Wingdings" w:hint="default"/>
+        <w:sz w:val="20"/>
+      </w:rPr>
+    </w:lvl>
+  </w:abstractNum>
+  <w:abstractNum w:abstractNumId="4" w15:restartNumberingAfterBreak="0">
+    <w:nsid w:val="5CD51CC1"/>
+    <w:multiLevelType w:val="multilevel"/>
+    <w:tmpl w:val="9DE02CD8"/>
+    <w:lvl w:ilvl="0">
+      <w:start w:val="1"/>
+      <w:numFmt w:val="bullet"/>
+      <w:lvlText w:val=""/>
+      <w:lvlJc w:val="left"/>
+      <w:pPr>
+        <w:tabs>
+          <w:tab w:val="num" w:pos="720"/>
+        </w:tabs>
+        <w:ind w:left="720" w:hanging="360"/>
+      </w:pPr>
+      <w:rPr>
+        <w:rFonts w:ascii="Symbol" w:hAnsi="Symbol" w:hint="default"/>
+        <w:sz w:val="20"/>
+      </w:rPr>
+    </w:lvl>
+    <w:lvl w:ilvl="1" w:tentative="1">
+      <w:start w:val="1"/>
+      <w:numFmt w:val="bullet"/>
+      <w:lvlText w:val="o"/>
+      <w:lvlJc w:val="left"/>
+      <w:pPr>
+        <w:tabs>
+          <w:tab w:val="num" w:pos="1440"/>
+        </w:tabs>
+        <w:ind w:left="1440" w:hanging="360"/>
+      </w:pPr>
+      <w:rPr>
+        <w:rFonts w:ascii="Courier New" w:hAnsi="Courier New" w:hint="default"/>
+        <w:sz w:val="20"/>
+      </w:rPr>
+    </w:lvl>
+    <w:lvl w:ilvl="2" w:tentative="1">
+      <w:start w:val="1"/>
+      <w:numFmt w:val="bullet"/>
+      <w:lvlText w:val=""/>
+      <w:lvlJc w:val="left"/>
+      <w:pPr>
+        <w:tabs>
+          <w:tab w:val="num" w:pos="2160"/>
+        </w:tabs>
+        <w:ind w:left="2160" w:hanging="360"/>
+      </w:pPr>
+      <w:rPr>
+        <w:rFonts w:ascii="Wingdings" w:hAnsi="Wingdings" w:hint="default"/>
+        <w:sz w:val="20"/>
+      </w:rPr>
+    </w:lvl>
+    <w:lvl w:ilvl="3" w:tentative="1">
+      <w:start w:val="1"/>
+      <w:numFmt w:val="bullet"/>
+      <w:lvlText w:val=""/>
+      <w:lvlJc w:val="left"/>
+      <w:pPr>
+        <w:tabs>
+          <w:tab w:val="num" w:pos="2880"/>
+        </w:tabs>
+        <w:ind w:left="2880" w:hanging="360"/>
+      </w:pPr>
+      <w:rPr>
+        <w:rFonts w:ascii="Wingdings" w:hAnsi="Wingdings" w:hint="default"/>
+        <w:sz w:val="20"/>
+      </w:rPr>
+    </w:lvl>
+    <w:lvl w:ilvl="4" w:tentative="1">
+      <w:start w:val="1"/>
+      <w:numFmt w:val="bullet"/>
+      <w:lvlText w:val=""/>
+      <w:lvlJc w:val="left"/>
+      <w:pPr>
+        <w:tabs>
+          <w:tab w:val="num" w:pos="3600"/>
+        </w:tabs>
+        <w:ind w:left="3600" w:hanging="360"/>
+      </w:pPr>
+      <w:rPr>
+        <w:rFonts w:ascii="Wingdings" w:hAnsi="Wingdings" w:hint="default"/>
+        <w:sz w:val="20"/>
+      </w:rPr>
+    </w:lvl>
+    <w:lvl w:ilvl="5" w:tentative="1">
+      <w:start w:val="1"/>
+      <w:numFmt w:val="bullet"/>
+      <w:lvlText w:val=""/>
+      <w:lvlJc w:val="left"/>
+      <w:pPr>
+        <w:tabs>
+          <w:tab w:val="num" w:pos="4320"/>
+        </w:tabs>
+        <w:ind w:left="4320" w:hanging="360"/>
+      </w:pPr>
+      <w:rPr>
+        <w:rFonts w:ascii="Wingdings" w:hAnsi="Wingdings" w:hint="default"/>
+        <w:sz w:val="20"/>
+      </w:rPr>
+    </w:lvl>
+    <w:lvl w:ilvl="6" w:tentative="1">
+      <w:start w:val="1"/>
+      <w:numFmt w:val="bullet"/>
+      <w:lvlText w:val=""/>
+      <w:lvlJc w:val="left"/>
+      <w:pPr>
+        <w:tabs>
+          <w:tab w:val="num" w:pos="5040"/>
+        </w:tabs>
+        <w:ind w:left="5040" w:hanging="360"/>
+      </w:pPr>
+      <w:rPr>
+        <w:rFonts w:ascii="Wingdings" w:hAnsi="Wingdings" w:hint="default"/>
+        <w:sz w:val="20"/>
+      </w:rPr>
+    </w:lvl>
+    <w:lvl w:ilvl="7" w:tentative="1">
+      <w:start w:val="1"/>
+      <w:numFmt w:val="bullet"/>
+      <w:lvlText w:val=""/>
+      <w:lvlJc w:val="left"/>
+      <w:pPr>
+        <w:tabs>
+          <w:tab w:val="num" w:pos="5760"/>
+        </w:tabs>
+        <w:ind w:left="5760" w:hanging="360"/>
+      </w:pPr>
+      <w:rPr>
+        <w:rFonts w:ascii="Wingdings" w:hAnsi="Wingdings" w:hint="default"/>
+        <w:sz w:val="20"/>
+      </w:rPr>
+    </w:lvl>
+    <w:lvl w:ilvl="8" w:tentative="1">
+      <w:start w:val="1"/>
+      <w:numFmt w:val="bullet"/>
+      <w:lvlText w:val=""/>
+      <w:lvlJc w:val="left"/>
+      <w:pPr>
+        <w:tabs>
+          <w:tab w:val="num" w:pos="6480"/>
+        </w:tabs>
+        <w:ind w:left="6480" w:hanging="360"/>
+      </w:pPr>
+      <w:rPr>
+        <w:rFonts w:ascii="Wingdings" w:hAnsi="Wingdings" w:hint="default"/>
+        <w:sz w:val="20"/>
+      </w:rPr>
+    </w:lvl>
+  </w:abstractNum>
+  <w:abstractNum w:abstractNumId="5" w15:restartNumberingAfterBreak="0">
+    <w:nsid w:val="7ACE71E7"/>
+    <w:multiLevelType w:val="multilevel"/>
+    <w:tmpl w:val="D58017D4"/>
+    <w:lvl w:ilvl="0">
+      <w:start w:val="1"/>
+      <w:numFmt w:val="bullet"/>
+      <w:lvlText w:val=""/>
+      <w:lvlJc w:val="left"/>
+      <w:pPr>
+        <w:tabs>
+          <w:tab w:val="num" w:pos="720"/>
+        </w:tabs>
+        <w:ind w:left="720" w:hanging="360"/>
+      </w:pPr>
+      <w:rPr>
+        <w:rFonts w:ascii="Symbol" w:hAnsi="Symbol" w:hint="default"/>
+        <w:sz w:val="20"/>
+      </w:rPr>
+    </w:lvl>
+    <w:lvl w:ilvl="1" w:tentative="1">
+      <w:start w:val="1"/>
+      <w:numFmt w:val="bullet"/>
+      <w:lvlText w:val="o"/>
+      <w:lvlJc w:val="left"/>
+      <w:pPr>
+        <w:tabs>
+          <w:tab w:val="num" w:pos="1440"/>
+        </w:tabs>
+        <w:ind w:left="1440" w:hanging="360"/>
+      </w:pPr>
+      <w:rPr>
+        <w:rFonts w:ascii="Courier New" w:hAnsi="Courier New" w:hint="default"/>
+        <w:sz w:val="20"/>
+      </w:rPr>
+    </w:lvl>
+    <w:lvl w:ilvl="2" w:tentative="1">
+      <w:start w:val="1"/>
+      <w:numFmt w:val="bullet"/>
+      <w:lvlText w:val=""/>
+      <w:lvlJc w:val="left"/>
+      <w:pPr>
+        <w:tabs>
+          <w:tab w:val="num" w:pos="2160"/>
+        </w:tabs>
+        <w:ind w:left="2160" w:hanging="360"/>
+      </w:pPr>
+      <w:rPr>
+        <w:rFonts w:ascii="Wingdings" w:hAnsi="Wingdings" w:hint="default"/>
+        <w:sz w:val="20"/>
+      </w:rPr>
+    </w:lvl>
+    <w:lvl w:ilvl="3" w:tentative="1">
+      <w:start w:val="1"/>
+      <w:numFmt w:val="bullet"/>
+      <w:lvlText w:val=""/>
+      <w:lvlJc w:val="left"/>
+      <w:pPr>
+        <w:tabs>
+          <w:tab w:val="num" w:pos="2880"/>
+        </w:tabs>
+        <w:ind w:left="2880" w:hanging="360"/>
+      </w:pPr>
+      <w:rPr>
+        <w:rFonts w:ascii="Wingdings" w:hAnsi="Wingdings" w:hint="default"/>
+        <w:sz w:val="20"/>
+      </w:rPr>
+    </w:lvl>
+    <w:lvl w:ilvl="4" w:tentative="1">
+      <w:start w:val="1"/>
+      <w:numFmt w:val="bullet"/>
+      <w:lvlText w:val=""/>
+      <w:lvlJc w:val="left"/>
+      <w:pPr>
+        <w:tabs>
+          <w:tab w:val="num" w:pos="3600"/>
+        </w:tabs>
+        <w:ind w:left="3600" w:hanging="360"/>
+      </w:pPr>
+      <w:rPr>
+        <w:rFonts w:ascii="Wingdings" w:hAnsi="Wingdings" w:hint="default"/>
+        <w:sz w:val="20"/>
+      </w:rPr>
+    </w:lvl>
+    <w:lvl w:ilvl="5" w:tentative="1">
+      <w:start w:val="1"/>
+      <w:numFmt w:val="bullet"/>
+      <w:lvlText w:val=""/>
+      <w:lvlJc w:val="left"/>
+      <w:pPr>
+        <w:tabs>
+          <w:tab w:val="num" w:pos="4320"/>
+        </w:tabs>
+        <w:ind w:left="4320" w:hanging="360"/>
+      </w:pPr>
+      <w:rPr>
+        <w:rFonts w:ascii="Wingdings" w:hAnsi="Wingdings" w:hint="default"/>
+        <w:sz w:val="20"/>
+      </w:rPr>
+    </w:lvl>
+    <w:lvl w:ilvl="6" w:tentative="1">
+      <w:start w:val="1"/>
+      <w:numFmt w:val="bullet"/>
+      <w:lvlText w:val=""/>
+      <w:lvlJc w:val="left"/>
+      <w:pPr>
+        <w:tabs>
+          <w:tab w:val="num" w:pos="5040"/>
+        </w:tabs>
+        <w:ind w:left="5040" w:hanging="360"/>
+      </w:pPr>
+      <w:rPr>
+        <w:rFonts w:ascii="Wingdings" w:hAnsi="Wingdings" w:hint="default"/>
+        <w:sz w:val="20"/>
+      </w:rPr>
+    </w:lvl>
+    <w:lvl w:ilvl="7" w:tentative="1">
+      <w:start w:val="1"/>
+      <w:numFmt w:val="bullet"/>
+      <w:lvlText w:val=""/>
+      <w:lvlJc w:val="left"/>
+      <w:pPr>
+        <w:tabs>
+          <w:tab w:val="num" w:pos="5760"/>
+        </w:tabs>
+        <w:ind w:left="5760" w:hanging="360"/>
+      </w:pPr>
+      <w:rPr>
+        <w:rFonts w:ascii="Wingdings" w:hAnsi="Wingdings" w:hint="default"/>
+        <w:sz w:val="20"/>
+      </w:rPr>
+    </w:lvl>
+    <w:lvl w:ilvl="8" w:tentative="1">
+      <w:start w:val="1"/>
+      <w:numFmt w:val="bullet"/>
+      <w:lvlText w:val=""/>
+      <w:lvlJc w:val="left"/>
+      <w:pPr>
+        <w:tabs>
+          <w:tab w:val="num" w:pos="6480"/>
+        </w:tabs>
+        <w:ind w:left="6480" w:hanging="360"/>
+      </w:pPr>
+      <w:rPr>
+        <w:rFonts w:ascii="Wingdings" w:hAnsi="Wingdings" w:hint="default"/>
+        <w:sz w:val="20"/>
+      </w:rPr>
+    </w:lvl>
+  </w:abstractNum>
+  <w:num w:numId="1" w16cid:durableId="1427192786">
+    <w:abstractNumId w:val="4"/>
+  </w:num>
+  <w:num w:numId="2" w16cid:durableId="1231765941">
+    <w:abstractNumId w:val="5"/>
+  </w:num>
+  <w:num w:numId="3" w16cid:durableId="1708525165">
+    <w:abstractNumId w:val="2"/>
+  </w:num>
+  <w:num w:numId="4" w16cid:durableId="566915416">
+    <w:abstractNumId w:val="1"/>
+  </w:num>
+  <w:num w:numId="5" w16cid:durableId="805508717">
+    <w:abstractNumId w:val="3"/>
+  </w:num>
+  <w:num w:numId="6" w16cid:durableId="865825941">
+    <w:abstractNumId w:val="0"/>
+  </w:num>
+</w:numbering>
 </file>
 
 <file path=word/styles.xml><?xml version="1.0" encoding="utf-8"?>
@@ -1115,7 +3935,6 @@
   <w:style w:type="character" w:default="1" w:styleId="VarsaylanParagrafYazTipi">
     <w:name w:val="Default Paragraph Font"/>
     <w:uiPriority w:val="1"/>
-    <w:semiHidden/>
     <w:unhideWhenUsed/>
   </w:style>
   <w:style w:type="table" w:default="1" w:styleId="NormalTablo">
@@ -1452,6 +4271,17 @@
       <w:shd w:val="clear" w:color="auto" w:fill="E1DFDD"/>
     </w:rPr>
   </w:style>
+  <w:style w:type="paragraph" w:styleId="NormalWeb">
+    <w:name w:val="Normal (Web)"/>
+    <w:basedOn w:val="Normal"/>
+    <w:uiPriority w:val="99"/>
+    <w:semiHidden/>
+    <w:unhideWhenUsed/>
+    <w:rsid w:val="0050464A"/>
+    <w:rPr>
+      <w:rFonts w:ascii="Times New Roman" w:hAnsi="Times New Roman" w:cs="Times New Roman"/>
+    </w:rPr>
+  </w:style>
 </w:styles>
 </file>
 

--- a/Proje_raporu.docx
+++ b/Proje_raporu.docx
@@ -4,6 +4,7 @@
   <w:body>
     <w:p>
       <w:pPr>
+        <w:ind w:firstLine="708"/>
         <w:rPr>
           <w:noProof/>
           <w:sz w:val="32"/>
@@ -343,17 +344,7 @@
             <w:szCs w:val="32"/>
             <w:lang w:val="en-US"/>
           </w:rPr>
-          <w:t>https://</w:t>
-        </w:r>
-        <w:r>
-          <w:rPr>
-            <w:rStyle w:val="Kpr"/>
-            <w:noProof/>
-            <w:sz w:val="32"/>
-            <w:szCs w:val="32"/>
-            <w:lang w:val="en-US"/>
-          </w:rPr>
-          <w:t>burakeren.gt.tc</w:t>
+          <w:t>https://burakeren.gt.tc</w:t>
         </w:r>
       </w:hyperlink>
     </w:p>
@@ -3935,6 +3926,7 @@
   <w:style w:type="character" w:default="1" w:styleId="VarsaylanParagrafYazTipi">
     <w:name w:val="Default Paragraph Font"/>
     <w:uiPriority w:val="1"/>
+    <w:semiHidden/>
     <w:unhideWhenUsed/>
   </w:style>
   <w:style w:type="table" w:default="1" w:styleId="NormalTablo">
